--- a/synopsis.docx
+++ b/synopsis.docx
@@ -4,6 +4,7 @@
   <w:body>
     <w:p>
       <w:pPr>
+        <w:spacing w:after="120" w:line="360" w:lineRule="auto"/>
         <w:jc w:val="both"/>
         <w:rPr>
           <w:rFonts w:ascii="Times New Roman" w:hAnsi="Times New Roman" w:cs="Times New Roman"/>
@@ -26,6 +27,8 @@
     </w:p>
     <w:p>
       <w:pPr>
+        <w:spacing w:after="120" w:line="360" w:lineRule="auto"/>
+        <w:jc w:val="both"/>
         <w:rPr>
           <w:rFonts w:ascii="Times New Roman" w:hAnsi="Times New Roman" w:cs="Times New Roman"/>
           <w:sz w:val="28"/>
@@ -56,11 +59,13 @@
           <w:szCs w:val="28"/>
         </w:rPr>
         <w:noBreakHyphen/>
-        <w:t>Peer Rental Marketplace for Gadgets and Tools</w:t>
-      </w:r>
-    </w:p>
-    <w:p>
-      <w:pPr>
+        <w:t xml:space="preserve">Peer Rental Marketplace </w:t>
+      </w:r>
+    </w:p>
+    <w:p>
+      <w:pPr>
+        <w:spacing w:after="120" w:line="360" w:lineRule="auto"/>
+        <w:jc w:val="both"/>
         <w:rPr>
           <w:rFonts w:ascii="Times New Roman" w:hAnsi="Times New Roman" w:cs="Times New Roman"/>
           <w:sz w:val="28"/>
@@ -70,6 +75,8 @@
     </w:p>
     <w:p>
       <w:pPr>
+        <w:spacing w:after="120" w:line="360" w:lineRule="auto"/>
+        <w:jc w:val="both"/>
         <w:rPr>
           <w:rFonts w:ascii="Times New Roman" w:hAnsi="Times New Roman" w:cs="Times New Roman"/>
           <w:b/>
@@ -78,9 +85,7 @@
           <w:szCs w:val="32"/>
         </w:rPr>
       </w:pPr>
-    </w:p>
-    <w:p>
-      <w:pPr>
+      <w:r>
         <w:rPr>
           <w:rFonts w:ascii="Times New Roman" w:hAnsi="Times New Roman" w:cs="Times New Roman"/>
           <w:b/>
@@ -88,7 +93,8 @@
           <w:sz w:val="32"/>
           <w:szCs w:val="32"/>
         </w:rPr>
-      </w:pPr>
+        <w:t>S</w:t>
+      </w:r>
       <w:r>
         <w:rPr>
           <w:rFonts w:ascii="Times New Roman" w:hAnsi="Times New Roman" w:cs="Times New Roman"/>
@@ -97,9 +103,48 @@
           <w:sz w:val="32"/>
           <w:szCs w:val="32"/>
         </w:rPr>
-        <w:t>S</w:t>
-      </w:r>
-      <w:r>
+        <w:t>tatement about the Problem</w:t>
+      </w:r>
+    </w:p>
+    <w:p>
+      <w:pPr>
+        <w:spacing w:after="120" w:line="360" w:lineRule="auto"/>
+        <w:jc w:val="both"/>
+        <w:rPr>
+          <w:rFonts w:ascii="Times New Roman" w:hAnsi="Times New Roman" w:cs="Times New Roman"/>
+          <w:sz w:val="24"/>
+          <w:szCs w:val="24"/>
+        </w:rPr>
+      </w:pPr>
+      <w:r>
+        <w:rPr>
+          <w:rFonts w:ascii="Times New Roman" w:hAnsi="Times New Roman" w:cs="Times New Roman"/>
+          <w:sz w:val="24"/>
+          <w:szCs w:val="24"/>
+        </w:rPr>
+        <w:t>Some people have gear sitting around doing nothing most of the time. Meanwhile, someone else might need that exact thing for just a few days but can’t justi</w:t>
+      </w:r>
+      <w:r>
+        <w:rPr>
+          <w:rFonts w:ascii="Times New Roman" w:hAnsi="Times New Roman" w:cs="Times New Roman"/>
+          <w:sz w:val="24"/>
+          <w:szCs w:val="24"/>
+        </w:rPr>
+        <w:t>f</w:t>
+      </w:r>
+      <w:r>
+        <w:rPr>
+          <w:rFonts w:ascii="Times New Roman" w:hAnsi="Times New Roman" w:cs="Times New Roman"/>
+          <w:sz w:val="24"/>
+          <w:szCs w:val="24"/>
+        </w:rPr>
+        <w:t>y buying it. Right now, renting stuff like this often means high prices, few choices, or worrying whether anyone will actually follow through.</w:t>
+      </w:r>
+    </w:p>
+    <w:p>
+      <w:pPr>
+        <w:spacing w:after="120" w:line="360" w:lineRule="auto"/>
+        <w:jc w:val="both"/>
         <w:rPr>
           <w:rFonts w:ascii="Times New Roman" w:hAnsi="Times New Roman" w:cs="Times New Roman"/>
           <w:b/>
@@ -107,37 +152,12 @@
           <w:sz w:val="32"/>
           <w:szCs w:val="32"/>
         </w:rPr>
-        <w:t>tatement about the Problem</w:t>
-      </w:r>
-    </w:p>
-    <w:p>
-      <w:pPr>
-        <w:rPr>
-          <w:rFonts w:ascii="Times New Roman" w:hAnsi="Times New Roman" w:cs="Times New Roman"/>
-          <w:sz w:val="24"/>
-          <w:szCs w:val="24"/>
-        </w:rPr>
-      </w:pPr>
-      <w:r>
-        <w:rPr>
-          <w:rFonts w:ascii="Times New Roman" w:hAnsi="Times New Roman" w:cs="Times New Roman"/>
-          <w:sz w:val="24"/>
-          <w:szCs w:val="24"/>
-        </w:rPr>
-        <w:t>Some people have gear sitting around doing nothing most of the time. Meanwhile, someone else might need that exact thing for just a few days but can’t justiy buying it. Right now, renting stuff like this often means high prices, few choices, or worrying whether anyone will actually follow through.</w:t>
-      </w:r>
-    </w:p>
-    <w:p>
-      <w:pPr>
-        <w:rPr>
-          <w:rFonts w:ascii="Times New Roman" w:hAnsi="Times New Roman" w:cs="Times New Roman"/>
-          <w:sz w:val="32"/>
-          <w:szCs w:val="32"/>
-        </w:rPr>
-      </w:pPr>
-    </w:p>
-    <w:p>
-      <w:pPr>
+      </w:pPr>
+    </w:p>
+    <w:p>
+      <w:pPr>
+        <w:spacing w:after="120" w:line="360" w:lineRule="auto"/>
+        <w:jc w:val="both"/>
         <w:rPr>
           <w:rFonts w:ascii="Times New Roman" w:hAnsi="Times New Roman" w:cs="Times New Roman"/>
           <w:b/>
@@ -146,9 +166,7 @@
           <w:szCs w:val="32"/>
         </w:rPr>
       </w:pPr>
-    </w:p>
-    <w:p>
-      <w:pPr>
+      <w:r>
         <w:rPr>
           <w:rFonts w:ascii="Times New Roman" w:hAnsi="Times New Roman" w:cs="Times New Roman"/>
           <w:b/>
@@ -156,8 +174,13 @@
           <w:sz w:val="32"/>
           <w:szCs w:val="32"/>
         </w:rPr>
-      </w:pPr>
-      <w:r>
+        <w:t>Problem Description</w:t>
+      </w:r>
+    </w:p>
+    <w:p>
+      <w:pPr>
+        <w:spacing w:after="120" w:line="360" w:lineRule="auto"/>
+        <w:jc w:val="both"/>
         <w:rPr>
           <w:rFonts w:ascii="Times New Roman" w:hAnsi="Times New Roman" w:cs="Times New Roman"/>
           <w:b/>
@@ -165,11 +188,44 @@
           <w:sz w:val="32"/>
           <w:szCs w:val="32"/>
         </w:rPr>
-        <w:t>Problem Description</w:t>
-      </w:r>
-    </w:p>
-    <w:p>
-      <w:pPr>
+      </w:pPr>
+      <w:r>
+        <w:rPr>
+          <w:rFonts w:ascii="Times New Roman" w:hAnsi="Times New Roman" w:cs="Times New Roman"/>
+          <w:sz w:val="28"/>
+          <w:szCs w:val="28"/>
+        </w:rPr>
+        <w:br/>
+      </w:r>
+      <w:r>
+        <w:rPr>
+          <w:rFonts w:ascii="Times New Roman" w:hAnsi="Times New Roman" w:cs="Times New Roman"/>
+          <w:sz w:val="24"/>
+          <w:szCs w:val="24"/>
+        </w:rPr>
+        <w:t>Most times, things people could use just collect dust. Meanwhile, others find it tough to get hold of those same items without spending too much. When borrowing happens through word of mouth, problems pop up - someone might show up expecting an item already promised elsewhere.</w:t>
+      </w:r>
+      <w:r>
+        <w:rPr>
+          <w:rFonts w:ascii="Times New Roman" w:hAnsi="Times New Roman" w:cs="Times New Roman"/>
+          <w:sz w:val="24"/>
+          <w:szCs w:val="24"/>
+        </w:rPr>
+        <w:t xml:space="preserve"> </w:t>
+      </w:r>
+      <w:r>
+        <w:rPr>
+          <w:rFonts w:ascii="Times New Roman" w:hAnsi="Times New Roman" w:cs="Times New Roman"/>
+          <w:sz w:val="24"/>
+          <w:szCs w:val="24"/>
+        </w:rPr>
+        <w:t>Payments often get overlooked due to the absence of a clear system. Disputes arise when issues occur, such as delays or returns. Implementing a robust digital solution is a logical approach in this context. It effectively integrates supply and demand in a seamless manner. Trust grows when every step leaves a trace. Safety improves when rules apply equally. Efficiency shows up quietly but sticks around</w:t>
+      </w:r>
+    </w:p>
+    <w:p>
+      <w:pPr>
+        <w:spacing w:after="120" w:line="360" w:lineRule="auto"/>
+        <w:jc w:val="both"/>
         <w:rPr>
           <w:rFonts w:ascii="Times New Roman" w:hAnsi="Times New Roman" w:cs="Times New Roman"/>
           <w:b/>
@@ -178,63 +234,11 @@
           <w:szCs w:val="32"/>
         </w:rPr>
       </w:pPr>
-      <w:r>
-        <w:rPr>
-          <w:rFonts w:ascii="Times New Roman" w:hAnsi="Times New Roman" w:cs="Times New Roman"/>
-          <w:sz w:val="28"/>
-          <w:szCs w:val="28"/>
-        </w:rPr>
-        <w:br/>
-      </w:r>
-      <w:r>
-        <w:rPr>
-          <w:rFonts w:ascii="Times New Roman" w:hAnsi="Times New Roman" w:cs="Times New Roman"/>
-          <w:sz w:val="24"/>
-          <w:szCs w:val="24"/>
-        </w:rPr>
-        <w:t>Most times, things people could use just collect dust. Meanwhile, others find it tough to get hold of those same items without spending too much. When borrowing happens through word of mouth, problems pop up - someone might show up expecting an item already promised elsewhere.</w:t>
-      </w:r>
-      <w:r>
-        <w:rPr>
-          <w:rFonts w:ascii="Times New Roman" w:hAnsi="Times New Roman" w:cs="Times New Roman"/>
-          <w:sz w:val="24"/>
-          <w:szCs w:val="24"/>
-        </w:rPr>
-        <w:t xml:space="preserve"> </w:t>
-      </w:r>
-      <w:r>
-        <w:rPr>
-          <w:rFonts w:ascii="Times New Roman" w:hAnsi="Times New Roman" w:cs="Times New Roman"/>
-          <w:sz w:val="24"/>
-          <w:szCs w:val="24"/>
-        </w:rPr>
-        <w:t>Payments often get overlooked due to the absence of a clear system. Disputes arise when issues occur, such as delays or returns. Implementing a robust digital solution is a logical approach in this context. It effectively integrates supply and demand in a seamless manner. Trust grows when every step leaves a trace. Safety improves when rules apply equally. Efficiency shows up quietly but sticks around</w:t>
-      </w:r>
-    </w:p>
-    <w:p>
-      <w:pPr>
-        <w:rPr>
-          <w:rFonts w:ascii="Times New Roman" w:hAnsi="Times New Roman" w:cs="Times New Roman"/>
-          <w:b/>
-          <w:bCs/>
-          <w:sz w:val="28"/>
-          <w:szCs w:val="28"/>
-        </w:rPr>
-      </w:pPr>
-    </w:p>
-    <w:p>
-      <w:pPr>
-        <w:rPr>
-          <w:rFonts w:ascii="Times New Roman" w:hAnsi="Times New Roman" w:cs="Times New Roman"/>
-          <w:b/>
-          <w:bCs/>
-          <w:sz w:val="28"/>
-          <w:szCs w:val="28"/>
-        </w:rPr>
-      </w:pPr>
-    </w:p>
-    <w:p>
-      <w:pPr>
+    </w:p>
+    <w:p>
+      <w:pPr>
+        <w:spacing w:after="120" w:line="360" w:lineRule="auto"/>
+        <w:jc w:val="both"/>
         <w:rPr>
           <w:rFonts w:ascii="Times New Roman" w:hAnsi="Times New Roman" w:cs="Times New Roman"/>
           <w:b/>
@@ -261,6 +265,7 @@
           <w:ilvl w:val="0"/>
           <w:numId w:val="1"/>
         </w:numPr>
+        <w:spacing w:after="120" w:line="360" w:lineRule="auto"/>
         <w:jc w:val="both"/>
         <w:rPr>
           <w:rFonts w:ascii="Times New Roman" w:hAnsi="Times New Roman" w:cs="Times New Roman"/>
@@ -284,6 +289,7 @@
           <w:ilvl w:val="0"/>
           <w:numId w:val="1"/>
         </w:numPr>
+        <w:spacing w:after="120" w:line="360" w:lineRule="auto"/>
         <w:jc w:val="both"/>
         <w:rPr>
           <w:rFonts w:ascii="Times New Roman" w:hAnsi="Times New Roman" w:cs="Times New Roman"/>
@@ -307,6 +313,7 @@
           <w:ilvl w:val="0"/>
           <w:numId w:val="1"/>
         </w:numPr>
+        <w:spacing w:after="120" w:line="360" w:lineRule="auto"/>
         <w:jc w:val="both"/>
         <w:rPr>
           <w:rFonts w:ascii="Times New Roman" w:hAnsi="Times New Roman" w:cs="Times New Roman"/>
@@ -330,6 +337,7 @@
           <w:ilvl w:val="0"/>
           <w:numId w:val="1"/>
         </w:numPr>
+        <w:spacing w:after="120" w:line="360" w:lineRule="auto"/>
         <w:jc w:val="both"/>
         <w:rPr>
           <w:rFonts w:ascii="Times New Roman" w:hAnsi="Times New Roman" w:cs="Times New Roman"/>
@@ -348,6 +356,8 @@
     </w:p>
     <w:p>
       <w:pPr>
+        <w:spacing w:after="120" w:line="360" w:lineRule="auto"/>
+        <w:jc w:val="both"/>
         <w:rPr>
           <w:rFonts w:ascii="Times New Roman" w:hAnsi="Times New Roman" w:cs="Times New Roman"/>
           <w:b/>
@@ -359,17 +369,8 @@
     </w:p>
     <w:p>
       <w:pPr>
-        <w:rPr>
-          <w:rFonts w:ascii="Times New Roman" w:hAnsi="Times New Roman" w:cs="Times New Roman"/>
-          <w:b/>
-          <w:bCs/>
-          <w:sz w:val="28"/>
-          <w:szCs w:val="28"/>
-        </w:rPr>
-      </w:pPr>
-    </w:p>
-    <w:p>
-      <w:pPr>
+        <w:spacing w:after="120" w:line="360" w:lineRule="auto"/>
+        <w:jc w:val="both"/>
         <w:rPr>
           <w:rFonts w:ascii="Times New Roman" w:hAnsi="Times New Roman" w:cs="Times New Roman"/>
           <w:sz w:val="28"/>
@@ -406,6 +407,8 @@
     </w:p>
     <w:p>
       <w:pPr>
+        <w:spacing w:after="120" w:line="360" w:lineRule="auto"/>
+        <w:jc w:val="both"/>
         <w:rPr>
           <w:rFonts w:ascii="Times New Roman" w:hAnsi="Times New Roman" w:cs="Times New Roman"/>
           <w:sz w:val="28"/>
@@ -440,6 +443,7 @@
           <w:ilvl w:val="0"/>
           <w:numId w:val="3"/>
         </w:numPr>
+        <w:spacing w:after="120" w:line="360" w:lineRule="auto"/>
         <w:jc w:val="both"/>
         <w:rPr>
           <w:rFonts w:ascii="Times New Roman" w:hAnsi="Times New Roman" w:cs="Times New Roman"/>
@@ -490,6 +494,7 @@
           <w:ilvl w:val="0"/>
           <w:numId w:val="3"/>
         </w:numPr>
+        <w:spacing w:after="120" w:line="360" w:lineRule="auto"/>
         <w:jc w:val="both"/>
         <w:rPr>
           <w:rFonts w:ascii="Times New Roman" w:hAnsi="Times New Roman" w:cs="Times New Roman"/>
@@ -523,6 +528,7 @@
           <w:ilvl w:val="0"/>
           <w:numId w:val="3"/>
         </w:numPr>
+        <w:spacing w:after="120" w:line="360" w:lineRule="auto"/>
         <w:jc w:val="both"/>
         <w:rPr>
           <w:rFonts w:ascii="Times New Roman" w:hAnsi="Times New Roman" w:cs="Times New Roman"/>
@@ -564,6 +570,7 @@
           <w:ilvl w:val="0"/>
           <w:numId w:val="3"/>
         </w:numPr>
+        <w:spacing w:after="120" w:line="360" w:lineRule="auto"/>
         <w:jc w:val="both"/>
         <w:rPr>
           <w:rFonts w:ascii="Times New Roman" w:hAnsi="Times New Roman" w:cs="Times New Roman"/>
@@ -597,6 +604,7 @@
           <w:ilvl w:val="0"/>
           <w:numId w:val="3"/>
         </w:numPr>
+        <w:spacing w:after="120" w:line="360" w:lineRule="auto"/>
         <w:jc w:val="both"/>
         <w:rPr>
           <w:rFonts w:ascii="Times New Roman" w:hAnsi="Times New Roman" w:cs="Times New Roman"/>
@@ -625,6 +633,8 @@
     </w:p>
     <w:p>
       <w:pPr>
+        <w:spacing w:after="120" w:line="360" w:lineRule="auto"/>
+        <w:jc w:val="both"/>
         <w:rPr>
           <w:rFonts w:ascii="Times New Roman" w:hAnsi="Times New Roman" w:cs="Times New Roman"/>
           <w:sz w:val="28"/>
@@ -634,6 +644,8 @@
     </w:p>
     <w:p>
       <w:pPr>
+        <w:spacing w:after="120" w:line="360" w:lineRule="auto"/>
+        <w:jc w:val="both"/>
         <w:rPr>
           <w:rFonts w:ascii="Times New Roman" w:hAnsi="Times New Roman" w:cs="Times New Roman"/>
           <w:sz w:val="32"/>
@@ -673,6 +685,8 @@
           <w:ilvl w:val="0"/>
           <w:numId w:val="2"/>
         </w:numPr>
+        <w:spacing w:after="120" w:line="360" w:lineRule="auto"/>
+        <w:jc w:val="both"/>
         <w:rPr>
           <w:rFonts w:ascii="Times New Roman" w:hAnsi="Times New Roman" w:cs="Times New Roman"/>
           <w:sz w:val="24"/>
@@ -690,6 +704,8 @@
     </w:p>
     <w:p>
       <w:pPr>
+        <w:spacing w:after="120" w:line="360" w:lineRule="auto"/>
+        <w:jc w:val="both"/>
         <w:rPr>
           <w:rFonts w:ascii="Times New Roman" w:hAnsi="Times New Roman" w:cs="Times New Roman"/>
           <w:sz w:val="28"/>
@@ -699,6 +715,8 @@
     </w:p>
     <w:p>
       <w:pPr>
+        <w:spacing w:after="120" w:line="360" w:lineRule="auto"/>
+        <w:jc w:val="both"/>
         <w:rPr>
           <w:rFonts w:ascii="Times New Roman" w:hAnsi="Times New Roman" w:cs="Times New Roman"/>
           <w:b/>
@@ -720,6 +738,8 @@
     </w:p>
     <w:p>
       <w:pPr>
+        <w:spacing w:after="120" w:line="360" w:lineRule="auto"/>
+        <w:jc w:val="both"/>
         <w:rPr>
           <w:rFonts w:ascii="Times New Roman" w:hAnsi="Times New Roman" w:cs="Times New Roman"/>
           <w:b/>
@@ -731,6 +751,8 @@
     </w:p>
     <w:p>
       <w:pPr>
+        <w:spacing w:after="120" w:line="360" w:lineRule="auto"/>
+        <w:jc w:val="both"/>
         <w:rPr>
           <w:rFonts w:ascii="Times New Roman" w:hAnsi="Times New Roman" w:cs="Times New Roman"/>
           <w:noProof/>
@@ -745,6 +767,7 @@
           <w:sz w:val="28"/>
           <w:szCs w:val="28"/>
         </w:rPr>
+        <w:lastRenderedPageBreak/>
         <w:t xml:space="preserve">     </w:t>
       </w:r>
       <w:r>
@@ -770,7 +793,7 @@
                     <pic:cNvPicPr/>
                   </pic:nvPicPr>
                   <pic:blipFill>
-                    <a:blip r:embed="rId5" cstate="print">
+                    <a:blip r:embed="rId7" cstate="print">
                       <a:extLst>
                         <a:ext uri="{28A0092B-C50C-407E-A947-70E740481C1C}">
                           <a14:useLocalDpi xmlns:a14="http://schemas.microsoft.com/office/drawing/2010/main" val="0"/>
@@ -799,6 +822,8 @@
     </w:p>
     <w:p>
       <w:pPr>
+        <w:spacing w:after="120" w:line="360" w:lineRule="auto"/>
+        <w:jc w:val="both"/>
         <w:rPr>
           <w:rFonts w:ascii="Times New Roman" w:hAnsi="Times New Roman" w:cs="Times New Roman"/>
           <w:sz w:val="28"/>
@@ -808,6 +833,8 @@
     </w:p>
     <w:p>
       <w:pPr>
+        <w:spacing w:after="120" w:line="360" w:lineRule="auto"/>
+        <w:jc w:val="both"/>
         <w:rPr>
           <w:rFonts w:ascii="Times New Roman" w:hAnsi="Times New Roman" w:cs="Times New Roman"/>
           <w:b/>
@@ -819,6 +846,8 @@
     </w:p>
     <w:p>
       <w:pPr>
+        <w:spacing w:after="120" w:line="360" w:lineRule="auto"/>
+        <w:jc w:val="both"/>
         <w:rPr>
           <w:rFonts w:ascii="Times New Roman" w:hAnsi="Times New Roman" w:cs="Times New Roman"/>
           <w:b/>
@@ -844,6 +873,8 @@
           <w:ilvl w:val="0"/>
           <w:numId w:val="4"/>
         </w:numPr>
+        <w:spacing w:after="120" w:line="360" w:lineRule="auto"/>
+        <w:jc w:val="both"/>
         <w:rPr>
           <w:rFonts w:ascii="Times New Roman" w:hAnsi="Times New Roman" w:cs="Times New Roman"/>
           <w:sz w:val="24"/>
@@ -915,6 +946,8 @@
           <w:ilvl w:val="0"/>
           <w:numId w:val="4"/>
         </w:numPr>
+        <w:spacing w:after="120" w:line="360" w:lineRule="auto"/>
+        <w:jc w:val="both"/>
         <w:rPr>
           <w:rFonts w:ascii="Times New Roman" w:hAnsi="Times New Roman" w:cs="Times New Roman"/>
           <w:sz w:val="28"/>
@@ -946,6 +979,8 @@
           <w:ilvl w:val="1"/>
           <w:numId w:val="4"/>
         </w:numPr>
+        <w:spacing w:after="120" w:line="360" w:lineRule="auto"/>
+        <w:jc w:val="both"/>
         <w:rPr>
           <w:rFonts w:ascii="Times New Roman" w:hAnsi="Times New Roman" w:cs="Times New Roman"/>
           <w:sz w:val="24"/>
@@ -967,6 +1002,8 @@
           <w:ilvl w:val="1"/>
           <w:numId w:val="4"/>
         </w:numPr>
+        <w:spacing w:after="120" w:line="360" w:lineRule="auto"/>
+        <w:jc w:val="both"/>
         <w:rPr>
           <w:rFonts w:ascii="Times New Roman" w:hAnsi="Times New Roman" w:cs="Times New Roman"/>
           <w:sz w:val="24"/>
@@ -988,6 +1025,8 @@
           <w:ilvl w:val="1"/>
           <w:numId w:val="4"/>
         </w:numPr>
+        <w:spacing w:after="120" w:line="360" w:lineRule="auto"/>
+        <w:jc w:val="both"/>
         <w:rPr>
           <w:rFonts w:ascii="Times New Roman" w:hAnsi="Times New Roman" w:cs="Times New Roman"/>
           <w:sz w:val="24"/>
@@ -1009,6 +1048,8 @@
           <w:ilvl w:val="1"/>
           <w:numId w:val="4"/>
         </w:numPr>
+        <w:spacing w:after="120" w:line="360" w:lineRule="auto"/>
+        <w:jc w:val="both"/>
         <w:rPr>
           <w:rFonts w:ascii="Times New Roman" w:hAnsi="Times New Roman" w:cs="Times New Roman"/>
           <w:sz w:val="24"/>
@@ -1030,6 +1071,8 @@
           <w:ilvl w:val="1"/>
           <w:numId w:val="4"/>
         </w:numPr>
+        <w:spacing w:after="120" w:line="360" w:lineRule="auto"/>
+        <w:jc w:val="both"/>
         <w:rPr>
           <w:rFonts w:ascii="Times New Roman" w:hAnsi="Times New Roman" w:cs="Times New Roman"/>
           <w:sz w:val="24"/>
@@ -1055,7 +1098,9 @@
     </w:p>
     <w:p>
       <w:pPr>
+        <w:spacing w:after="120" w:line="360" w:lineRule="auto"/>
         <w:ind w:left="1440"/>
+        <w:jc w:val="both"/>
         <w:rPr>
           <w:rFonts w:ascii="Times New Roman" w:hAnsi="Times New Roman" w:cs="Times New Roman"/>
           <w:sz w:val="28"/>
@@ -1065,6 +1110,8 @@
     </w:p>
     <w:p>
       <w:pPr>
+        <w:spacing w:after="120" w:line="360" w:lineRule="auto"/>
+        <w:jc w:val="both"/>
         <w:rPr>
           <w:rFonts w:ascii="Times New Roman" w:hAnsi="Times New Roman" w:cs="Times New Roman"/>
           <w:b/>
@@ -1091,19 +1138,21 @@
           <w:ilvl w:val="0"/>
           <w:numId w:val="5"/>
         </w:numPr>
-        <w:jc w:val="both"/>
-        <w:rPr>
-          <w:rFonts w:ascii="Times New Roman" w:hAnsi="Times New Roman" w:cs="Times New Roman"/>
-          <w:sz w:val="24"/>
-          <w:szCs w:val="24"/>
-        </w:rPr>
-      </w:pPr>
-      <w:r>
-        <w:rPr>
-          <w:rFonts w:ascii="Times New Roman" w:hAnsi="Times New Roman" w:cs="Times New Roman"/>
-          <w:sz w:val="24"/>
-          <w:szCs w:val="24"/>
-        </w:rPr>
+        <w:spacing w:after="120" w:line="360" w:lineRule="auto"/>
+        <w:jc w:val="both"/>
+        <w:rPr>
+          <w:rFonts w:ascii="Times New Roman" w:hAnsi="Times New Roman" w:cs="Times New Roman"/>
+          <w:sz w:val="24"/>
+          <w:szCs w:val="24"/>
+        </w:rPr>
+      </w:pPr>
+      <w:r>
+        <w:rPr>
+          <w:rFonts w:ascii="Times New Roman" w:hAnsi="Times New Roman" w:cs="Times New Roman"/>
+          <w:sz w:val="24"/>
+          <w:szCs w:val="24"/>
+        </w:rPr>
+        <w:lastRenderedPageBreak/>
         <w:t>Integration of </w:t>
       </w:r>
       <w:r>
@@ -1143,6 +1192,7 @@
           <w:ilvl w:val="0"/>
           <w:numId w:val="5"/>
         </w:numPr>
+        <w:spacing w:after="120" w:line="360" w:lineRule="auto"/>
         <w:jc w:val="both"/>
         <w:rPr>
           <w:rFonts w:ascii="Times New Roman" w:hAnsi="Times New Roman" w:cs="Times New Roman"/>
@@ -1178,6 +1228,7 @@
     <w:p>
       <w:pPr>
         <w:pStyle w:val="ListParagraph"/>
+        <w:spacing w:after="120" w:line="360" w:lineRule="auto"/>
         <w:jc w:val="both"/>
         <w:rPr>
           <w:rFonts w:ascii="Times New Roman" w:hAnsi="Times New Roman" w:cs="Times New Roman"/>
@@ -1215,6 +1266,7 @@
     <w:p>
       <w:pPr>
         <w:pStyle w:val="ListParagraph"/>
+        <w:spacing w:after="120" w:line="360" w:lineRule="auto"/>
         <w:jc w:val="both"/>
         <w:rPr>
           <w:rFonts w:ascii="Times New Roman" w:hAnsi="Times New Roman" w:cs="Times New Roman"/>
@@ -1238,6 +1290,7 @@
           <w:ilvl w:val="0"/>
           <w:numId w:val="5"/>
         </w:numPr>
+        <w:spacing w:after="120" w:line="360" w:lineRule="auto"/>
         <w:jc w:val="both"/>
         <w:rPr>
           <w:rFonts w:ascii="Times New Roman" w:hAnsi="Times New Roman" w:cs="Times New Roman"/>
@@ -1290,6 +1343,7 @@
           <w:ilvl w:val="0"/>
           <w:numId w:val="5"/>
         </w:numPr>
+        <w:spacing w:after="120" w:line="360" w:lineRule="auto"/>
         <w:jc w:val="both"/>
         <w:rPr>
           <w:rFonts w:ascii="Times New Roman" w:hAnsi="Times New Roman" w:cs="Times New Roman"/>
@@ -1308,6 +1362,7 @@
     </w:p>
     <w:p>
       <w:pPr>
+        <w:spacing w:after="120" w:line="360" w:lineRule="auto"/>
         <w:jc w:val="both"/>
         <w:rPr>
           <w:rFonts w:ascii="Times New Roman" w:hAnsi="Times New Roman" w:cs="Times New Roman"/>
@@ -1320,6 +1375,8 @@
     </w:p>
     <w:p>
       <w:pPr>
+        <w:spacing w:after="120" w:line="360" w:lineRule="auto"/>
+        <w:jc w:val="both"/>
         <w:rPr>
           <w:rFonts w:ascii="Times New Roman" w:hAnsi="Times New Roman" w:cs="Times New Roman"/>
           <w:b/>
@@ -1341,6 +1398,8 @@
     </w:p>
     <w:p>
       <w:pPr>
+        <w:spacing w:after="120" w:line="360" w:lineRule="auto"/>
+        <w:jc w:val="both"/>
         <w:rPr>
           <w:rFonts w:ascii="Times New Roman" w:hAnsi="Times New Roman" w:cs="Times New Roman"/>
           <w:b/>
@@ -1357,9 +1416,9 @@
         <w:tblLook w:val="04A0" w:firstRow="1" w:lastRow="0" w:firstColumn="1" w:lastColumn="0" w:noHBand="0" w:noVBand="1"/>
       </w:tblPr>
       <w:tblGrid>
-        <w:gridCol w:w="3055"/>
-        <w:gridCol w:w="2939"/>
-        <w:gridCol w:w="3022"/>
+        <w:gridCol w:w="3491"/>
+        <w:gridCol w:w="3469"/>
+        <w:gridCol w:w="3496"/>
       </w:tblGrid>
       <w:tr>
         <w:trPr>
@@ -1397,8 +1456,8 @@
                 </w:tcPr>
                 <w:p>
                   <w:pPr>
-                    <w:spacing w:after="0" w:line="240" w:lineRule="auto"/>
-                    <w:jc w:val="center"/>
+                    <w:spacing w:after="120" w:line="360" w:lineRule="auto"/>
+                    <w:jc w:val="both"/>
                     <w:rPr>
                       <w:rFonts w:ascii="Times New Roman" w:eastAsia="Times New Roman" w:hAnsi="Times New Roman" w:cs="Times New Roman"/>
                       <w:b/>
@@ -1429,6 +1488,8 @@
           </w:tbl>
           <w:p>
             <w:pPr>
+              <w:spacing w:after="120" w:line="360" w:lineRule="auto"/>
+              <w:jc w:val="both"/>
               <w:rPr>
                 <w:rFonts w:ascii="Times New Roman" w:hAnsi="Times New Roman" w:cs="Times New Roman"/>
                 <w:b/>
@@ -1471,8 +1532,8 @@
                 </w:tcPr>
                 <w:p>
                   <w:pPr>
-                    <w:spacing w:after="0" w:line="240" w:lineRule="auto"/>
-                    <w:jc w:val="center"/>
+                    <w:spacing w:after="120" w:line="360" w:lineRule="auto"/>
+                    <w:jc w:val="both"/>
                     <w:rPr>
                       <w:rFonts w:ascii="Times New Roman" w:eastAsia="Times New Roman" w:hAnsi="Times New Roman" w:cs="Times New Roman"/>
                       <w:b/>
@@ -1503,6 +1564,8 @@
           </w:tbl>
           <w:p>
             <w:pPr>
+              <w:spacing w:after="120" w:line="360" w:lineRule="auto"/>
+              <w:jc w:val="both"/>
               <w:rPr>
                 <w:rFonts w:ascii="Times New Roman" w:hAnsi="Times New Roman" w:cs="Times New Roman"/>
                 <w:b/>
@@ -1545,8 +1608,8 @@
                 </w:tcPr>
                 <w:p>
                   <w:pPr>
-                    <w:spacing w:after="0" w:line="240" w:lineRule="auto"/>
-                    <w:jc w:val="center"/>
+                    <w:spacing w:after="120" w:line="360" w:lineRule="auto"/>
+                    <w:jc w:val="both"/>
                     <w:rPr>
                       <w:rFonts w:ascii="Times New Roman" w:eastAsia="Times New Roman" w:hAnsi="Times New Roman" w:cs="Times New Roman"/>
                       <w:b/>
@@ -1577,6 +1640,8 @@
           </w:tbl>
           <w:p>
             <w:pPr>
+              <w:spacing w:after="120" w:line="360" w:lineRule="auto"/>
+              <w:jc w:val="both"/>
               <w:rPr>
                 <w:rFonts w:ascii="Times New Roman" w:hAnsi="Times New Roman" w:cs="Times New Roman"/>
                 <w:b/>
@@ -1598,6 +1663,8 @@
           </w:tcPr>
           <w:p>
             <w:pPr>
+              <w:spacing w:after="120" w:line="360" w:lineRule="auto"/>
+              <w:jc w:val="both"/>
               <w:rPr>
                 <w:rFonts w:ascii="Times New Roman" w:hAnsi="Times New Roman" w:cs="Times New Roman"/>
                 <w:b/>
@@ -1624,6 +1691,8 @@
           </w:tcPr>
           <w:p>
             <w:pPr>
+              <w:spacing w:after="120" w:line="360" w:lineRule="auto"/>
+              <w:jc w:val="both"/>
               <w:rPr>
                 <w:rFonts w:ascii="Times New Roman" w:hAnsi="Times New Roman" w:cs="Times New Roman"/>
                 <w:sz w:val="24"/>
@@ -1646,6 +1715,8 @@
           </w:tcPr>
           <w:p>
             <w:pPr>
+              <w:spacing w:after="120" w:line="360" w:lineRule="auto"/>
+              <w:jc w:val="both"/>
               <w:rPr>
                 <w:rFonts w:ascii="Times New Roman" w:hAnsi="Times New Roman" w:cs="Times New Roman"/>
                 <w:b/>
@@ -1675,6 +1746,8 @@
           </w:tcPr>
           <w:p>
             <w:pPr>
+              <w:spacing w:after="120" w:line="360" w:lineRule="auto"/>
+              <w:jc w:val="both"/>
               <w:rPr>
                 <w:rFonts w:ascii="Times New Roman" w:hAnsi="Times New Roman" w:cs="Times New Roman"/>
                 <w:b/>
@@ -1701,6 +1774,8 @@
           </w:tcPr>
           <w:p>
             <w:pPr>
+              <w:spacing w:after="120" w:line="360" w:lineRule="auto"/>
+              <w:jc w:val="both"/>
               <w:rPr>
                 <w:rFonts w:ascii="Times New Roman" w:hAnsi="Times New Roman" w:cs="Times New Roman"/>
                 <w:sz w:val="24"/>
@@ -1724,6 +1799,8 @@
           </w:tcPr>
           <w:p>
             <w:pPr>
+              <w:spacing w:after="120" w:line="360" w:lineRule="auto"/>
+              <w:jc w:val="both"/>
               <w:rPr>
                 <w:rFonts w:ascii="Times New Roman" w:hAnsi="Times New Roman" w:cs="Times New Roman"/>
                 <w:b/>
@@ -1753,6 +1830,8 @@
           </w:tcPr>
           <w:p>
             <w:pPr>
+              <w:spacing w:after="120" w:line="360" w:lineRule="auto"/>
+              <w:jc w:val="both"/>
               <w:rPr>
                 <w:rFonts w:ascii="Times New Roman" w:hAnsi="Times New Roman" w:cs="Times New Roman"/>
                 <w:b/>
@@ -1779,6 +1858,8 @@
           </w:tcPr>
           <w:p>
             <w:pPr>
+              <w:spacing w:after="120" w:line="360" w:lineRule="auto"/>
+              <w:jc w:val="both"/>
               <w:rPr>
                 <w:rFonts w:ascii="Times New Roman" w:hAnsi="Times New Roman" w:cs="Times New Roman"/>
                 <w:b/>
@@ -1803,6 +1884,8 @@
           </w:tcPr>
           <w:p>
             <w:pPr>
+              <w:spacing w:after="120" w:line="360" w:lineRule="auto"/>
+              <w:jc w:val="both"/>
               <w:rPr>
                 <w:rFonts w:ascii="Times New Roman" w:hAnsi="Times New Roman" w:cs="Times New Roman"/>
                 <w:b/>
@@ -1832,6 +1915,8 @@
           </w:tcPr>
           <w:p>
             <w:pPr>
+              <w:spacing w:after="120" w:line="360" w:lineRule="auto"/>
+              <w:jc w:val="both"/>
               <w:rPr>
                 <w:rFonts w:ascii="Times New Roman" w:hAnsi="Times New Roman" w:cs="Times New Roman"/>
                 <w:b/>
@@ -1858,6 +1943,8 @@
           </w:tcPr>
           <w:p>
             <w:pPr>
+              <w:spacing w:after="120" w:line="360" w:lineRule="auto"/>
+              <w:jc w:val="both"/>
               <w:rPr>
                 <w:rFonts w:ascii="Times New Roman" w:hAnsi="Times New Roman" w:cs="Times New Roman"/>
                 <w:b/>
@@ -1882,6 +1969,8 @@
           </w:tcPr>
           <w:p>
             <w:pPr>
+              <w:spacing w:after="120" w:line="360" w:lineRule="auto"/>
+              <w:jc w:val="both"/>
               <w:rPr>
                 <w:rFonts w:ascii="Times New Roman" w:hAnsi="Times New Roman" w:cs="Times New Roman"/>
                 <w:b/>
@@ -1911,6 +2000,8 @@
           </w:tcPr>
           <w:p>
             <w:pPr>
+              <w:spacing w:after="120" w:line="360" w:lineRule="auto"/>
+              <w:jc w:val="both"/>
               <w:rPr>
                 <w:rFonts w:ascii="Times New Roman" w:hAnsi="Times New Roman" w:cs="Times New Roman"/>
                 <w:b/>
@@ -1927,7 +2018,6 @@
                 <w:sz w:val="28"/>
                 <w:szCs w:val="28"/>
               </w:rPr>
-              <w:lastRenderedPageBreak/>
               <w:t>Testing</w:t>
             </w:r>
           </w:p>
@@ -1939,6 +2029,8 @@
           </w:tcPr>
           <w:p>
             <w:pPr>
+              <w:spacing w:after="120" w:line="360" w:lineRule="auto"/>
+              <w:jc w:val="both"/>
               <w:rPr>
                 <w:rFonts w:ascii="Times New Roman" w:hAnsi="Times New Roman" w:cs="Times New Roman"/>
                 <w:b/>
@@ -1963,6 +2055,8 @@
           </w:tcPr>
           <w:p>
             <w:pPr>
+              <w:spacing w:after="120" w:line="360" w:lineRule="auto"/>
+              <w:jc w:val="both"/>
               <w:rPr>
                 <w:rFonts w:ascii="Times New Roman" w:hAnsi="Times New Roman" w:cs="Times New Roman"/>
                 <w:b/>
@@ -1992,6 +2086,8 @@
           </w:tcPr>
           <w:p>
             <w:pPr>
+              <w:spacing w:after="120" w:line="360" w:lineRule="auto"/>
+              <w:jc w:val="both"/>
               <w:rPr>
                 <w:rFonts w:ascii="Times New Roman" w:hAnsi="Times New Roman" w:cs="Times New Roman"/>
                 <w:b/>
@@ -2018,6 +2114,8 @@
           </w:tcPr>
           <w:p>
             <w:pPr>
+              <w:spacing w:after="120" w:line="360" w:lineRule="auto"/>
+              <w:jc w:val="both"/>
               <w:rPr>
                 <w:rFonts w:ascii="Times New Roman" w:hAnsi="Times New Roman" w:cs="Times New Roman"/>
                 <w:sz w:val="24"/>
@@ -2040,6 +2138,8 @@
           </w:tcPr>
           <w:p>
             <w:pPr>
+              <w:spacing w:after="120" w:line="360" w:lineRule="auto"/>
+              <w:jc w:val="both"/>
               <w:rPr>
                 <w:rFonts w:ascii="Times New Roman" w:hAnsi="Times New Roman" w:cs="Times New Roman"/>
                 <w:b/>
@@ -2062,6 +2162,8 @@
     </w:tbl>
     <w:p>
       <w:pPr>
+        <w:spacing w:after="120" w:line="360" w:lineRule="auto"/>
+        <w:jc w:val="both"/>
         <w:rPr>
           <w:rFonts w:ascii="Times New Roman" w:hAnsi="Times New Roman" w:cs="Times New Roman"/>
           <w:b/>
@@ -2073,6 +2175,8 @@
     </w:p>
     <w:p>
       <w:pPr>
+        <w:spacing w:after="120" w:line="360" w:lineRule="auto"/>
+        <w:jc w:val="both"/>
         <w:rPr>
           <w:rFonts w:ascii="Times New Roman" w:hAnsi="Times New Roman" w:cs="Times New Roman"/>
           <w:b/>
@@ -2094,6 +2198,7 @@
     </w:p>
     <w:p>
       <w:pPr>
+        <w:spacing w:after="120" w:line="360" w:lineRule="auto"/>
         <w:jc w:val="both"/>
         <w:rPr>
           <w:rFonts w:ascii="Times New Roman" w:hAnsi="Times New Roman" w:cs="Times New Roman"/>
@@ -2123,7 +2228,16 @@
           <w:sz w:val="24"/>
           <w:szCs w:val="24"/>
         </w:rPr>
-        <w:t xml:space="preserve"> shielded, safety built into the core of each exchange. Back and forth it goes, feedback building how folks are seen, little by little. If things go sideways, there’s a path to sort it out - no shouting needed. Unlike loose, off-the-radar renting setups, this one holds itself together with structure and care</w:t>
+        <w:t xml:space="preserve"> shielded, safety built into the core of each exchange. Back and forth it goes, feedback building </w:t>
+      </w:r>
+      <w:r>
+        <w:rPr>
+          <w:rFonts w:ascii="Times New Roman" w:hAnsi="Times New Roman" w:cs="Times New Roman"/>
+          <w:sz w:val="24"/>
+          <w:szCs w:val="24"/>
+        </w:rPr>
+        <w:lastRenderedPageBreak/>
+        <w:t>how folks are seen, little by little. If things go sideways, there’s a path to sort it out - no shouting needed. Unlike loose, off-the-radar renting setups, this one holds itself together with structure and care</w:t>
       </w:r>
       <w:r>
         <w:rPr>
@@ -2136,6 +2250,8 @@
     </w:p>
     <w:p>
       <w:pPr>
+        <w:spacing w:after="120" w:line="360" w:lineRule="auto"/>
+        <w:jc w:val="both"/>
         <w:rPr>
           <w:rFonts w:ascii="Times New Roman" w:hAnsi="Times New Roman" w:cs="Times New Roman"/>
           <w:b/>
@@ -2147,6 +2263,8 @@
     </w:p>
     <w:p>
       <w:pPr>
+        <w:spacing w:after="120" w:line="360" w:lineRule="auto"/>
+        <w:jc w:val="both"/>
         <w:rPr>
           <w:rFonts w:ascii="Times New Roman" w:hAnsi="Times New Roman" w:cs="Times New Roman"/>
           <w:b/>
@@ -2178,6 +2296,8 @@
     </w:p>
     <w:p>
       <w:pPr>
+        <w:spacing w:after="120" w:line="360" w:lineRule="auto"/>
+        <w:jc w:val="both"/>
         <w:rPr>
           <w:rFonts w:ascii="Times New Roman" w:hAnsi="Times New Roman" w:cs="Times New Roman"/>
           <w:sz w:val="24"/>
@@ -2192,7 +2312,7 @@
         </w:rPr>
         <w:t xml:space="preserve">[1] </w:t>
       </w:r>
-      <w:hyperlink r:id="rId6" w:history="1">
+      <w:hyperlink r:id="rId8" w:history="1">
         <w:r>
           <w:rPr>
             <w:rStyle w:val="Hyperlink"/>
@@ -2206,6 +2326,8 @@
     </w:p>
     <w:p>
       <w:pPr>
+        <w:spacing w:after="120" w:line="360" w:lineRule="auto"/>
+        <w:jc w:val="both"/>
         <w:rPr>
           <w:rFonts w:ascii="Times New Roman" w:hAnsi="Times New Roman" w:cs="Times New Roman"/>
           <w:sz w:val="24"/>
@@ -2220,7 +2342,7 @@
         </w:rPr>
         <w:t xml:space="preserve">[2] </w:t>
       </w:r>
-      <w:hyperlink r:id="rId7" w:history="1">
+      <w:hyperlink r:id="rId9" w:history="1">
         <w:r>
           <w:rPr>
             <w:rStyle w:val="Hyperlink"/>
@@ -2234,6 +2356,8 @@
     </w:p>
     <w:p>
       <w:pPr>
+        <w:spacing w:after="120" w:line="360" w:lineRule="auto"/>
+        <w:jc w:val="both"/>
         <w:rPr>
           <w:rFonts w:ascii="Times New Roman" w:hAnsi="Times New Roman" w:cs="Times New Roman"/>
           <w:sz w:val="24"/>
@@ -2284,8 +2408,10 @@
       </w:r>
     </w:p>
     <w:sectPr>
-      <w:pgSz w:w="11906" w:h="16838"/>
-      <w:pgMar w:top="1440" w:right="1440" w:bottom="1440" w:left="1440" w:header="708" w:footer="708" w:gutter="0"/>
+      <w:headerReference w:type="default" r:id="rId10"/>
+      <w:footerReference w:type="default" r:id="rId11"/>
+      <w:pgSz w:w="11906" w:h="16838" w:code="9"/>
+      <w:pgMar w:top="567" w:right="567" w:bottom="567" w:left="851" w:header="709" w:footer="709" w:gutter="0"/>
       <w:pgBorders w:offsetFrom="page">
         <w:top w:val="single" w:sz="8" w:space="24" w:color="auto"/>
         <w:left w:val="single" w:sz="8" w:space="24" w:color="auto"/>
@@ -2297,6 +2423,132 @@
     </w:sectPr>
   </w:body>
 </w:document>
+</file>
+
+<file path=word/endnotes.xml><?xml version="1.0" encoding="utf-8"?>
+<w:endnotes xmlns:wpc="http://schemas.microsoft.com/office/word/2010/wordprocessingCanvas" xmlns:cx="http://schemas.microsoft.com/office/drawing/2014/chartex" xmlns:cx1="http://schemas.microsoft.com/office/drawing/2015/9/8/chartex" xmlns:cx2="http://schemas.microsoft.com/office/drawing/2015/10/21/chartex" xmlns:cx3="http://schemas.microsoft.com/office/drawing/2016/5/9/chartex" xmlns:cx4="http://schemas.microsoft.com/office/drawing/2016/5/10/chartex" xmlns:cx5="http://schemas.microsoft.com/office/drawing/2016/5/11/chartex" xmlns:cx6="http://schemas.microsoft.com/office/drawing/2016/5/12/chartex" xmlns:cx7="http://schemas.microsoft.com/office/drawing/2016/5/13/chartex" xmlns:cx8="http://schemas.microsoft.com/office/drawing/2016/5/14/chartex" xmlns:mc="http://schemas.openxmlformats.org/markup-compatibility/2006" xmlns:aink="http://schemas.microsoft.com/office/drawing/2016/ink" xmlns:am3d="http://schemas.microsoft.com/office/drawing/2017/model3d" xmlns:o="urn:schemas-microsoft-com:office:office" xmlns:oel="http://schemas.microsoft.com/office/2019/extlst" xmlns:r="http://schemas.openxmlformats.org/officeDocument/2006/relationships" xmlns:m="http://schemas.openxmlformats.org/officeDocument/2006/math" xmlns:v="urn:schemas-microsoft-com:vml" xmlns:wp14="http://schemas.microsoft.com/office/word/2010/wordprocessingDrawing" xmlns:wp="http://schemas.openxmlformats.org/drawingml/2006/wordprocessingDrawing" xmlns:w10="urn:schemas-microsoft-com:office:word" xmlns:w="http://schemas.openxmlformats.org/wordprocessingml/2006/main" xmlns:w14="http://schemas.microsoft.com/office/word/2010/wordml" xmlns:w15="http://schemas.microsoft.com/office/word/2012/wordml" xmlns:w16cex="http://schemas.microsoft.com/office/word/2018/wordml/cex" xmlns:w16cid="http://schemas.microsoft.com/office/word/2016/wordml/cid" xmlns:w16="http://schemas.microsoft.com/office/word/2018/wordml" xmlns:w16du="http://schemas.microsoft.com/office/word/2023/wordml/word16du" xmlns:w16sdtdh="http://schemas.microsoft.com/office/word/2020/wordml/sdtdatahash" xmlns:w16sdtfl="http://schemas.microsoft.com/office/word/2024/wordml/sdtformatlock" xmlns:w16se="http://schemas.microsoft.com/office/word/2015/wordml/symex" xmlns:wpg="http://schemas.microsoft.com/office/word/2010/wordprocessingGroup" xmlns:wpi="http://schemas.microsoft.com/office/word/2010/wordprocessingInk" xmlns:wne="http://schemas.microsoft.com/office/word/2006/wordml" xmlns:wps="http://schemas.microsoft.com/office/word/2010/wordprocessingShape" mc:Ignorable="w14 w15 w16se w16cid w16 w16cex w16sdtdh w16sdtfl w16du wp14">
+  <w:endnote w:type="separator" w:id="-1">
+    <w:p>
+      <w:pPr>
+        <w:spacing w:after="0" w:line="240" w:lineRule="auto"/>
+      </w:pPr>
+      <w:r>
+        <w:separator/>
+      </w:r>
+    </w:p>
+  </w:endnote>
+  <w:endnote w:type="continuationSeparator" w:id="0">
+    <w:p>
+      <w:pPr>
+        <w:spacing w:after="0" w:line="240" w:lineRule="auto"/>
+      </w:pPr>
+      <w:r>
+        <w:continuationSeparator/>
+      </w:r>
+    </w:p>
+  </w:endnote>
+</w:endnotes>
+</file>
+
+<file path=word/footer1.xml><?xml version="1.0" encoding="utf-8"?>
+<w:ftr xmlns:wpc="http://schemas.microsoft.com/office/word/2010/wordprocessingCanvas" xmlns:cx="http://schemas.microsoft.com/office/drawing/2014/chartex" xmlns:cx1="http://schemas.microsoft.com/office/drawing/2015/9/8/chartex" xmlns:cx2="http://schemas.microsoft.com/office/drawing/2015/10/21/chartex" xmlns:cx3="http://schemas.microsoft.com/office/drawing/2016/5/9/chartex" xmlns:cx4="http://schemas.microsoft.com/office/drawing/2016/5/10/chartex" xmlns:cx5="http://schemas.microsoft.com/office/drawing/2016/5/11/chartex" xmlns:cx6="http://schemas.microsoft.com/office/drawing/2016/5/12/chartex" xmlns:cx7="http://schemas.microsoft.com/office/drawing/2016/5/13/chartex" xmlns:cx8="http://schemas.microsoft.com/office/drawing/2016/5/14/chartex" xmlns:mc="http://schemas.openxmlformats.org/markup-compatibility/2006" xmlns:aink="http://schemas.microsoft.com/office/drawing/2016/ink" xmlns:am3d="http://schemas.microsoft.com/office/drawing/2017/model3d" xmlns:o="urn:schemas-microsoft-com:office:office" xmlns:oel="http://schemas.microsoft.com/office/2019/extlst" xmlns:r="http://schemas.openxmlformats.org/officeDocument/2006/relationships" xmlns:m="http://schemas.openxmlformats.org/officeDocument/2006/math" xmlns:v="urn:schemas-microsoft-com:vml" xmlns:wp14="http://schemas.microsoft.com/office/word/2010/wordprocessingDrawing" xmlns:wp="http://schemas.openxmlformats.org/drawingml/2006/wordprocessingDrawing" xmlns:w10="urn:schemas-microsoft-com:office:word" xmlns:w="http://schemas.openxmlformats.org/wordprocessingml/2006/main" xmlns:w14="http://schemas.microsoft.com/office/word/2010/wordml" xmlns:w15="http://schemas.microsoft.com/office/word/2012/wordml" xmlns:w16cex="http://schemas.microsoft.com/office/word/2018/wordml/cex" xmlns:w16cid="http://schemas.microsoft.com/office/word/2016/wordml/cid" xmlns:w16="http://schemas.microsoft.com/office/word/2018/wordml" xmlns:w16du="http://schemas.microsoft.com/office/word/2023/wordml/word16du" xmlns:w16sdtdh="http://schemas.microsoft.com/office/word/2020/wordml/sdtdatahash" xmlns:w16sdtfl="http://schemas.microsoft.com/office/word/2024/wordml/sdtformatlock" xmlns:w16se="http://schemas.microsoft.com/office/word/2015/wordml/symex" xmlns:wpg="http://schemas.microsoft.com/office/word/2010/wordprocessingGroup" xmlns:wpi="http://schemas.microsoft.com/office/word/2010/wordprocessingInk" xmlns:wne="http://schemas.microsoft.com/office/word/2006/wordml" xmlns:wps="http://schemas.microsoft.com/office/word/2010/wordprocessingShape" mc:Ignorable="w14 w15 w16se w16cid w16 w16cex w16sdtdh w16sdtfl w16du wp14">
+  <w:p>
+    <w:pPr>
+      <w:pStyle w:val="Footer"/>
+      <w:jc w:val="center"/>
+      <w:rPr>
+        <w:caps/>
+        <w:noProof/>
+        <w:color w:val="4472C4" w:themeColor="accent1"/>
+      </w:rPr>
+    </w:pPr>
+    <w:r>
+      <w:rPr>
+        <w:caps/>
+        <w:color w:val="4472C4" w:themeColor="accent1"/>
+      </w:rPr>
+      <w:fldChar w:fldCharType="begin"/>
+    </w:r>
+    <w:r>
+      <w:rPr>
+        <w:caps/>
+        <w:color w:val="4472C4" w:themeColor="accent1"/>
+      </w:rPr>
+      <w:instrText xml:space="preserve"> PAGE   \* MERGEFORMAT </w:instrText>
+    </w:r>
+    <w:r>
+      <w:rPr>
+        <w:caps/>
+        <w:color w:val="4472C4" w:themeColor="accent1"/>
+      </w:rPr>
+      <w:fldChar w:fldCharType="separate"/>
+    </w:r>
+    <w:r>
+      <w:rPr>
+        <w:caps/>
+        <w:noProof/>
+        <w:color w:val="4472C4" w:themeColor="accent1"/>
+      </w:rPr>
+      <w:t>2</w:t>
+    </w:r>
+    <w:r>
+      <w:rPr>
+        <w:caps/>
+        <w:noProof/>
+        <w:color w:val="4472C4" w:themeColor="accent1"/>
+      </w:rPr>
+      <w:fldChar w:fldCharType="end"/>
+    </w:r>
+  </w:p>
+  <w:p>
+    <w:pPr>
+      <w:pStyle w:val="Footer"/>
+    </w:pPr>
+  </w:p>
+</w:ftr>
+</file>
+
+<file path=word/footnotes.xml><?xml version="1.0" encoding="utf-8"?>
+<w:footnotes xmlns:wpc="http://schemas.microsoft.com/office/word/2010/wordprocessingCanvas" xmlns:cx="http://schemas.microsoft.com/office/drawing/2014/chartex" xmlns:cx1="http://schemas.microsoft.com/office/drawing/2015/9/8/chartex" xmlns:cx2="http://schemas.microsoft.com/office/drawing/2015/10/21/chartex" xmlns:cx3="http://schemas.microsoft.com/office/drawing/2016/5/9/chartex" xmlns:cx4="http://schemas.microsoft.com/office/drawing/2016/5/10/chartex" xmlns:cx5="http://schemas.microsoft.com/office/drawing/2016/5/11/chartex" xmlns:cx6="http://schemas.microsoft.com/office/drawing/2016/5/12/chartex" xmlns:cx7="http://schemas.microsoft.com/office/drawing/2016/5/13/chartex" xmlns:cx8="http://schemas.microsoft.com/office/drawing/2016/5/14/chartex" xmlns:mc="http://schemas.openxmlformats.org/markup-compatibility/2006" xmlns:aink="http://schemas.microsoft.com/office/drawing/2016/ink" xmlns:am3d="http://schemas.microsoft.com/office/drawing/2017/model3d" xmlns:o="urn:schemas-microsoft-com:office:office" xmlns:oel="http://schemas.microsoft.com/office/2019/extlst" xmlns:r="http://schemas.openxmlformats.org/officeDocument/2006/relationships" xmlns:m="http://schemas.openxmlformats.org/officeDocument/2006/math" xmlns:v="urn:schemas-microsoft-com:vml" xmlns:wp14="http://schemas.microsoft.com/office/word/2010/wordprocessingDrawing" xmlns:wp="http://schemas.openxmlformats.org/drawingml/2006/wordprocessingDrawing" xmlns:w10="urn:schemas-microsoft-com:office:word" xmlns:w="http://schemas.openxmlformats.org/wordprocessingml/2006/main" xmlns:w14="http://schemas.microsoft.com/office/word/2010/wordml" xmlns:w15="http://schemas.microsoft.com/office/word/2012/wordml" xmlns:w16cex="http://schemas.microsoft.com/office/word/2018/wordml/cex" xmlns:w16cid="http://schemas.microsoft.com/office/word/2016/wordml/cid" xmlns:w16="http://schemas.microsoft.com/office/word/2018/wordml" xmlns:w16du="http://schemas.microsoft.com/office/word/2023/wordml/word16du" xmlns:w16sdtdh="http://schemas.microsoft.com/office/word/2020/wordml/sdtdatahash" xmlns:w16sdtfl="http://schemas.microsoft.com/office/word/2024/wordml/sdtformatlock" xmlns:w16se="http://schemas.microsoft.com/office/word/2015/wordml/symex" xmlns:wpg="http://schemas.microsoft.com/office/word/2010/wordprocessingGroup" xmlns:wpi="http://schemas.microsoft.com/office/word/2010/wordprocessingInk" xmlns:wne="http://schemas.microsoft.com/office/word/2006/wordml" xmlns:wps="http://schemas.microsoft.com/office/word/2010/wordprocessingShape" mc:Ignorable="w14 w15 w16se w16cid w16 w16cex w16sdtdh w16sdtfl w16du wp14">
+  <w:footnote w:type="separator" w:id="-1">
+    <w:p>
+      <w:pPr>
+        <w:spacing w:after="0" w:line="240" w:lineRule="auto"/>
+      </w:pPr>
+      <w:r>
+        <w:separator/>
+      </w:r>
+    </w:p>
+  </w:footnote>
+  <w:footnote w:type="continuationSeparator" w:id="0">
+    <w:p>
+      <w:pPr>
+        <w:spacing w:after="0" w:line="240" w:lineRule="auto"/>
+      </w:pPr>
+      <w:r>
+        <w:continuationSeparator/>
+      </w:r>
+    </w:p>
+  </w:footnote>
+</w:footnotes>
+</file>
+
+<file path=word/header1.xml><?xml version="1.0" encoding="utf-8"?>
+<w:hdr xmlns:wpc="http://schemas.microsoft.com/office/word/2010/wordprocessingCanvas" xmlns:cx="http://schemas.microsoft.com/office/drawing/2014/chartex" xmlns:cx1="http://schemas.microsoft.com/office/drawing/2015/9/8/chartex" xmlns:cx2="http://schemas.microsoft.com/office/drawing/2015/10/21/chartex" xmlns:cx3="http://schemas.microsoft.com/office/drawing/2016/5/9/chartex" xmlns:cx4="http://schemas.microsoft.com/office/drawing/2016/5/10/chartex" xmlns:cx5="http://schemas.microsoft.com/office/drawing/2016/5/11/chartex" xmlns:cx6="http://schemas.microsoft.com/office/drawing/2016/5/12/chartex" xmlns:cx7="http://schemas.microsoft.com/office/drawing/2016/5/13/chartex" xmlns:cx8="http://schemas.microsoft.com/office/drawing/2016/5/14/chartex" xmlns:mc="http://schemas.openxmlformats.org/markup-compatibility/2006" xmlns:aink="http://schemas.microsoft.com/office/drawing/2016/ink" xmlns:am3d="http://schemas.microsoft.com/office/drawing/2017/model3d" xmlns:o="urn:schemas-microsoft-com:office:office" xmlns:oel="http://schemas.microsoft.com/office/2019/extlst" xmlns:r="http://schemas.openxmlformats.org/officeDocument/2006/relationships" xmlns:m="http://schemas.openxmlformats.org/officeDocument/2006/math" xmlns:v="urn:schemas-microsoft-com:vml" xmlns:wp14="http://schemas.microsoft.com/office/word/2010/wordprocessingDrawing" xmlns:wp="http://schemas.openxmlformats.org/drawingml/2006/wordprocessingDrawing" xmlns:w10="urn:schemas-microsoft-com:office:word" xmlns:w="http://schemas.openxmlformats.org/wordprocessingml/2006/main" xmlns:w14="http://schemas.microsoft.com/office/word/2010/wordml" xmlns:w15="http://schemas.microsoft.com/office/word/2012/wordml" xmlns:w16cex="http://schemas.microsoft.com/office/word/2018/wordml/cex" xmlns:w16cid="http://schemas.microsoft.com/office/word/2016/wordml/cid" xmlns:w16="http://schemas.microsoft.com/office/word/2018/wordml" xmlns:w16du="http://schemas.microsoft.com/office/word/2023/wordml/word16du" xmlns:w16sdtdh="http://schemas.microsoft.com/office/word/2020/wordml/sdtdatahash" xmlns:w16sdtfl="http://schemas.microsoft.com/office/word/2024/wordml/sdtformatlock" xmlns:w16se="http://schemas.microsoft.com/office/word/2015/wordml/symex" xmlns:wpg="http://schemas.microsoft.com/office/word/2010/wordprocessingGroup" xmlns:wpi="http://schemas.microsoft.com/office/word/2010/wordprocessingInk" xmlns:wne="http://schemas.microsoft.com/office/word/2006/wordml" xmlns:wps="http://schemas.microsoft.com/office/word/2010/wordprocessingShape" mc:Ignorable="w14 w15 w16se w16cid w16 w16cex w16sdtdh w16sdtfl w16du wp14">
+  <w:p>
+    <w:pPr>
+      <w:pStyle w:val="Header"/>
+    </w:pPr>
+    <w:r>
+      <w:t>Peer-to-Peer Rental Marketplace</w:t>
+    </w:r>
+  </w:p>
+  <w:p>
+    <w:pPr>
+      <w:pStyle w:val="Header"/>
+    </w:pPr>
+  </w:p>
+</w:hdr>
 </file>
 
 <file path=word/numbering.xml><?xml version="1.0" encoding="utf-8"?>
@@ -3827,7 +4079,6 @@
   <w:style w:type="character" w:default="1" w:styleId="DefaultParagraphFont">
     <w:name w:val="Default Paragraph Font"/>
     <w:uiPriority w:val="1"/>
-    <w:semiHidden/>
     <w:unhideWhenUsed/>
   </w:style>
   <w:style w:type="table" w:default="1" w:styleId="TableNormal">
@@ -4183,6 +4434,50 @@
       <w:shd w:val="clear" w:color="auto" w:fill="E1DFDD"/>
     </w:rPr>
   </w:style>
+  <w:style w:type="paragraph" w:styleId="Header">
+    <w:name w:val="header"/>
+    <w:basedOn w:val="Normal"/>
+    <w:link w:val="HeaderChar"/>
+    <w:uiPriority w:val="99"/>
+    <w:unhideWhenUsed/>
+    <w:rsid w:val="003A4D69"/>
+    <w:pPr>
+      <w:tabs>
+        <w:tab w:val="center" w:pos="4513"/>
+        <w:tab w:val="right" w:pos="9026"/>
+      </w:tabs>
+      <w:spacing w:after="0" w:line="240" w:lineRule="auto"/>
+    </w:pPr>
+  </w:style>
+  <w:style w:type="character" w:customStyle="1" w:styleId="HeaderChar">
+    <w:name w:val="Header Char"/>
+    <w:basedOn w:val="DefaultParagraphFont"/>
+    <w:link w:val="Header"/>
+    <w:uiPriority w:val="99"/>
+    <w:rsid w:val="003A4D69"/>
+  </w:style>
+  <w:style w:type="paragraph" w:styleId="Footer">
+    <w:name w:val="footer"/>
+    <w:basedOn w:val="Normal"/>
+    <w:link w:val="FooterChar"/>
+    <w:uiPriority w:val="99"/>
+    <w:unhideWhenUsed/>
+    <w:rsid w:val="003A4D69"/>
+    <w:pPr>
+      <w:tabs>
+        <w:tab w:val="center" w:pos="4513"/>
+        <w:tab w:val="right" w:pos="9026"/>
+      </w:tabs>
+      <w:spacing w:after="0" w:line="240" w:lineRule="auto"/>
+    </w:pPr>
+  </w:style>
+  <w:style w:type="character" w:customStyle="1" w:styleId="FooterChar">
+    <w:name w:val="Footer Char"/>
+    <w:basedOn w:val="DefaultParagraphFont"/>
+    <w:link w:val="Footer"/>
+    <w:uiPriority w:val="99"/>
+    <w:rsid w:val="003A4D69"/>
+  </w:style>
 </w:styles>
 </file>
 

--- a/synopsis.docx
+++ b/synopsis.docx
@@ -122,7 +122,39 @@
           <w:sz w:val="24"/>
           <w:szCs w:val="24"/>
         </w:rPr>
-        <w:t>Some people have gear sitting around doing nothing most of the time. Meanwhile, someone else might need that exact thing for just a few days but can’t justi</w:t>
+        <w:t>Some people have gear sitting around doing nothing most of the</w:t>
+      </w:r>
+      <w:r>
+        <w:rPr>
+          <w:rFonts w:ascii="Times New Roman" w:hAnsi="Times New Roman" w:cs="Times New Roman"/>
+          <w:sz w:val="24"/>
+          <w:szCs w:val="24"/>
+        </w:rPr>
+        <w:t xml:space="preserve"> </w:t>
+      </w:r>
+      <w:r>
+        <w:rPr>
+          <w:rFonts w:ascii="Times New Roman" w:hAnsi="Times New Roman" w:cs="Times New Roman"/>
+          <w:sz w:val="24"/>
+          <w:szCs w:val="24"/>
+        </w:rPr>
+        <w:t>time. Meanwhile, someone else might </w:t>
+      </w:r>
+      <w:r>
+        <w:rPr>
+          <w:rFonts w:ascii="Times New Roman" w:hAnsi="Times New Roman" w:cs="Times New Roman"/>
+          <w:sz w:val="24"/>
+          <w:szCs w:val="24"/>
+        </w:rPr>
+        <w:t>need that</w:t>
+      </w:r>
+      <w:r>
+        <w:rPr>
+          <w:rFonts w:ascii="Times New Roman" w:hAnsi="Times New Roman" w:cs="Times New Roman"/>
+          <w:sz w:val="24"/>
+          <w:szCs w:val="24"/>
+        </w:rPr>
+        <w:t> exact thing for just a few days but can’t justi</w:t>
       </w:r>
       <w:r>
         <w:rPr>
@@ -174,13 +206,9 @@
           <w:sz w:val="32"/>
           <w:szCs w:val="32"/>
         </w:rPr>
-        <w:t>Problem Description</w:t>
-      </w:r>
-    </w:p>
-    <w:p>
-      <w:pPr>
-        <w:spacing w:after="120" w:line="360" w:lineRule="auto"/>
-        <w:jc w:val="both"/>
+        <w:t>Problem</w:t>
+      </w:r>
+      <w:r>
         <w:rPr>
           <w:rFonts w:ascii="Times New Roman" w:hAnsi="Times New Roman" w:cs="Times New Roman"/>
           <w:b/>
@@ -188,7 +216,18 @@
           <w:sz w:val="32"/>
           <w:szCs w:val="32"/>
         </w:rPr>
-      </w:pPr>
+        <w:tab/>
+      </w:r>
+      <w:r>
+        <w:rPr>
+          <w:rFonts w:ascii="Times New Roman" w:hAnsi="Times New Roman" w:cs="Times New Roman"/>
+          <w:b/>
+          <w:bCs/>
+          <w:sz w:val="32"/>
+          <w:szCs w:val="32"/>
+        </w:rPr>
+        <w:t>Description</w:t>
+      </w:r>
       <w:r>
         <w:rPr>
           <w:rFonts w:ascii="Times New Roman" w:hAnsi="Times New Roman" w:cs="Times New Roman"/>
@@ -373,8 +412,8 @@
         <w:jc w:val="both"/>
         <w:rPr>
           <w:rFonts w:ascii="Times New Roman" w:hAnsi="Times New Roman" w:cs="Times New Roman"/>
-          <w:sz w:val="28"/>
-          <w:szCs w:val="28"/>
+          <w:sz w:val="24"/>
+          <w:szCs w:val="24"/>
         </w:rPr>
       </w:pPr>
       <w:r>
@@ -385,7 +424,6 @@
           <w:sz w:val="32"/>
           <w:szCs w:val="32"/>
         </w:rPr>
-        <w:lastRenderedPageBreak/>
         <w:t>Scope</w:t>
       </w:r>
       <w:r>
@@ -404,6 +442,17 @@
         </w:rPr>
         <w:t>The system will serve individuals, small communities, and student groups, with potential scalability to larger markets.</w:t>
       </w:r>
+    </w:p>
+    <w:p>
+      <w:pPr>
+        <w:spacing w:after="120" w:line="360" w:lineRule="auto"/>
+        <w:jc w:val="both"/>
+        <w:rPr>
+          <w:rFonts w:ascii="Times New Roman" w:hAnsi="Times New Roman" w:cs="Times New Roman"/>
+          <w:sz w:val="28"/>
+          <w:szCs w:val="28"/>
+        </w:rPr>
+      </w:pPr>
     </w:p>
     <w:p>
       <w:pPr>
@@ -423,6 +472,7 @@
           <w:sz w:val="32"/>
           <w:szCs w:val="32"/>
         </w:rPr>
+        <w:lastRenderedPageBreak/>
         <w:t>M</w:t>
       </w:r>
       <w:r>
@@ -648,19 +698,15 @@
         <w:jc w:val="both"/>
         <w:rPr>
           <w:rFonts w:ascii="Times New Roman" w:hAnsi="Times New Roman" w:cs="Times New Roman"/>
-          <w:sz w:val="32"/>
-          <w:szCs w:val="32"/>
-        </w:rPr>
-      </w:pPr>
-      <w:r>
-        <w:rPr>
-          <w:rFonts w:ascii="Times New Roman" w:hAnsi="Times New Roman" w:cs="Times New Roman"/>
-          <w:sz w:val="32"/>
-          <w:szCs w:val="32"/>
-        </w:rPr>
-        <w:t xml:space="preserve"> </w:t>
-      </w:r>
-      <w:r>
+          <w:sz w:val="28"/>
+          <w:szCs w:val="28"/>
+        </w:rPr>
+      </w:pPr>
+    </w:p>
+    <w:p>
+      <w:pPr>
+        <w:spacing w:after="120" w:line="360" w:lineRule="auto"/>
+        <w:jc w:val="both"/>
         <w:rPr>
           <w:rFonts w:ascii="Times New Roman" w:hAnsi="Times New Roman" w:cs="Times New Roman"/>
           <w:b/>
@@ -668,55 +714,8 @@
           <w:sz w:val="32"/>
           <w:szCs w:val="32"/>
         </w:rPr>
-        <w:t>Process Flow</w:t>
-      </w:r>
-      <w:r>
-        <w:rPr>
-          <w:rFonts w:ascii="Times New Roman" w:hAnsi="Times New Roman" w:cs="Times New Roman"/>
-          <w:sz w:val="32"/>
-          <w:szCs w:val="32"/>
-        </w:rPr>
-        <w:t>:</w:t>
-      </w:r>
-    </w:p>
-    <w:p>
-      <w:pPr>
-        <w:numPr>
-          <w:ilvl w:val="0"/>
-          <w:numId w:val="2"/>
-        </w:numPr>
-        <w:spacing w:after="120" w:line="360" w:lineRule="auto"/>
-        <w:jc w:val="both"/>
-        <w:rPr>
-          <w:rFonts w:ascii="Times New Roman" w:hAnsi="Times New Roman" w:cs="Times New Roman"/>
-          <w:sz w:val="24"/>
-          <w:szCs w:val="24"/>
-        </w:rPr>
-      </w:pPr>
-      <w:r>
-        <w:rPr>
-          <w:rFonts w:ascii="Times New Roman" w:hAnsi="Times New Roman" w:cs="Times New Roman"/>
-          <w:sz w:val="24"/>
-          <w:szCs w:val="24"/>
-        </w:rPr>
-        <w:t>Item listing → Availability calendar → Booking request → Secure payment hold → Rental completion → Payment release → Review/dispute handling.</w:t>
-      </w:r>
-    </w:p>
-    <w:p>
-      <w:pPr>
-        <w:spacing w:after="120" w:line="360" w:lineRule="auto"/>
-        <w:jc w:val="both"/>
-        <w:rPr>
-          <w:rFonts w:ascii="Times New Roman" w:hAnsi="Times New Roman" w:cs="Times New Roman"/>
-          <w:sz w:val="28"/>
-          <w:szCs w:val="28"/>
-        </w:rPr>
-      </w:pPr>
-    </w:p>
-    <w:p>
-      <w:pPr>
-        <w:spacing w:after="120" w:line="360" w:lineRule="auto"/>
-        <w:jc w:val="both"/>
+      </w:pPr>
+      <w:r>
         <w:rPr>
           <w:rFonts w:ascii="Times New Roman" w:hAnsi="Times New Roman" w:cs="Times New Roman"/>
           <w:b/>
@@ -724,8 +723,13 @@
           <w:sz w:val="32"/>
           <w:szCs w:val="32"/>
         </w:rPr>
-      </w:pPr>
-      <w:r>
+        <w:t>Use case Diagram</w:t>
+      </w:r>
+    </w:p>
+    <w:p>
+      <w:pPr>
+        <w:spacing w:after="120" w:line="360" w:lineRule="auto"/>
+        <w:jc w:val="both"/>
         <w:rPr>
           <w:rFonts w:ascii="Times New Roman" w:hAnsi="Times New Roman" w:cs="Times New Roman"/>
           <w:b/>
@@ -733,20 +737,6 @@
           <w:sz w:val="32"/>
           <w:szCs w:val="32"/>
         </w:rPr>
-        <w:t>Use case Diagram</w:t>
-      </w:r>
-    </w:p>
-    <w:p>
-      <w:pPr>
-        <w:spacing w:after="120" w:line="360" w:lineRule="auto"/>
-        <w:jc w:val="both"/>
-        <w:rPr>
-          <w:rFonts w:ascii="Times New Roman" w:hAnsi="Times New Roman" w:cs="Times New Roman"/>
-          <w:b/>
-          <w:bCs/>
-          <w:sz w:val="28"/>
-          <w:szCs w:val="28"/>
-        </w:rPr>
       </w:pPr>
     </w:p>
     <w:p>
@@ -767,7 +757,6 @@
           <w:sz w:val="28"/>
           <w:szCs w:val="28"/>
         </w:rPr>
-        <w:lastRenderedPageBreak/>
         <w:t xml:space="preserve">     </w:t>
       </w:r>
       <w:r>
@@ -793,7 +782,7 @@
                     <pic:cNvPicPr/>
                   </pic:nvPicPr>
                   <pic:blipFill>
-                    <a:blip r:embed="rId7" cstate="print">
+                    <a:blip r:embed="rId8" cstate="print">
                       <a:extLst>
                         <a:ext uri="{28A0092B-C50C-407E-A947-70E740481C1C}">
                           <a14:useLocalDpi xmlns:a14="http://schemas.microsoft.com/office/drawing/2010/main" val="0"/>
@@ -826,6 +815,7 @@
         <w:jc w:val="both"/>
         <w:rPr>
           <w:rFonts w:ascii="Times New Roman" w:hAnsi="Times New Roman" w:cs="Times New Roman"/>
+          <w:noProof/>
           <w:sz w:val="28"/>
           <w:szCs w:val="28"/>
         </w:rPr>
@@ -835,6 +825,67 @@
       <w:pPr>
         <w:spacing w:after="120" w:line="360" w:lineRule="auto"/>
         <w:jc w:val="both"/>
+        <w:rPr>
+          <w:rFonts w:ascii="Times New Roman" w:hAnsi="Times New Roman" w:cs="Times New Roman"/>
+          <w:b/>
+          <w:bCs/>
+          <w:sz w:val="32"/>
+          <w:szCs w:val="32"/>
+        </w:rPr>
+      </w:pPr>
+    </w:p>
+    <w:p>
+      <w:pPr>
+        <w:spacing w:after="120" w:line="360" w:lineRule="auto"/>
+        <w:jc w:val="both"/>
+        <w:rPr>
+          <w:rFonts w:ascii="Times New Roman" w:hAnsi="Times New Roman" w:cs="Times New Roman"/>
+          <w:b/>
+          <w:bCs/>
+          <w:sz w:val="32"/>
+          <w:szCs w:val="32"/>
+        </w:rPr>
+      </w:pPr>
+    </w:p>
+    <w:p>
+      <w:pPr>
+        <w:spacing w:after="120" w:line="360" w:lineRule="auto"/>
+        <w:jc w:val="both"/>
+        <w:rPr>
+          <w:rFonts w:ascii="Times New Roman" w:hAnsi="Times New Roman" w:cs="Times New Roman"/>
+          <w:b/>
+          <w:bCs/>
+          <w:sz w:val="32"/>
+          <w:szCs w:val="32"/>
+        </w:rPr>
+      </w:pPr>
+      <w:r>
+        <w:rPr>
+          <w:rFonts w:ascii="Times New Roman" w:hAnsi="Times New Roman" w:cs="Times New Roman"/>
+          <w:b/>
+          <w:bCs/>
+          <w:sz w:val="32"/>
+          <w:szCs w:val="32"/>
+        </w:rPr>
+        <w:lastRenderedPageBreak/>
+        <w:t>Hardware &amp; Software Requirements</w:t>
+      </w:r>
+    </w:p>
+    <w:p>
+      <w:pPr>
+        <w:numPr>
+          <w:ilvl w:val="0"/>
+          <w:numId w:val="4"/>
+        </w:numPr>
+        <w:spacing w:after="120" w:line="360" w:lineRule="auto"/>
+        <w:jc w:val="both"/>
+        <w:rPr>
+          <w:rFonts w:ascii="Times New Roman" w:hAnsi="Times New Roman" w:cs="Times New Roman"/>
+          <w:sz w:val="24"/>
+          <w:szCs w:val="24"/>
+        </w:rPr>
+      </w:pPr>
+      <w:r>
         <w:rPr>
           <w:rFonts w:ascii="Times New Roman" w:hAnsi="Times New Roman" w:cs="Times New Roman"/>
           <w:b/>
@@ -842,29 +893,55 @@
           <w:sz w:val="28"/>
           <w:szCs w:val="28"/>
         </w:rPr>
-      </w:pPr>
-    </w:p>
-    <w:p>
-      <w:pPr>
-        <w:spacing w:after="120" w:line="360" w:lineRule="auto"/>
-        <w:jc w:val="both"/>
-        <w:rPr>
-          <w:rFonts w:ascii="Times New Roman" w:hAnsi="Times New Roman" w:cs="Times New Roman"/>
-          <w:b/>
-          <w:bCs/>
-          <w:sz w:val="32"/>
-          <w:szCs w:val="32"/>
-        </w:rPr>
-      </w:pPr>
-      <w:r>
-        <w:rPr>
-          <w:rFonts w:ascii="Times New Roman" w:hAnsi="Times New Roman" w:cs="Times New Roman"/>
-          <w:b/>
-          <w:bCs/>
-          <w:sz w:val="32"/>
-          <w:szCs w:val="32"/>
-        </w:rPr>
-        <w:t>Hardware &amp; Software Requirements</w:t>
+        <w:t>Hardware</w:t>
+      </w:r>
+      <w:r>
+        <w:rPr>
+          <w:rFonts w:ascii="Times New Roman" w:hAnsi="Times New Roman" w:cs="Times New Roman"/>
+          <w:sz w:val="28"/>
+          <w:szCs w:val="28"/>
+        </w:rPr>
+        <w:t>:</w:t>
+      </w:r>
+      <w:r>
+        <w:rPr>
+          <w:rFonts w:ascii="Times New Roman" w:hAnsi="Times New Roman" w:cs="Times New Roman"/>
+          <w:sz w:val="24"/>
+          <w:szCs w:val="24"/>
+        </w:rPr>
+        <w:t xml:space="preserve"> Standard PC/Laptop,</w:t>
+      </w:r>
+      <w:r>
+        <w:rPr>
+          <w:rFonts w:ascii="Times New Roman" w:hAnsi="Times New Roman" w:cs="Times New Roman"/>
+          <w:sz w:val="24"/>
+          <w:szCs w:val="24"/>
+        </w:rPr>
+        <w:t>16</w:t>
+      </w:r>
+      <w:r>
+        <w:rPr>
+          <w:rFonts w:ascii="Times New Roman" w:hAnsi="Times New Roman" w:cs="Times New Roman"/>
+          <w:sz w:val="24"/>
+          <w:szCs w:val="24"/>
+        </w:rPr>
+        <w:t>GB RAM,</w:t>
+      </w:r>
+      <w:r>
+        <w:rPr>
+          <w:rFonts w:ascii="Times New Roman" w:hAnsi="Times New Roman" w:cs="Times New Roman"/>
+          <w:sz w:val="24"/>
+          <w:szCs w:val="24"/>
+        </w:rPr>
+        <w:t xml:space="preserve"> AMD Ryzen 7,</w:t>
+      </w:r>
+      <w:r>
+        <w:rPr>
+          <w:rFonts w:ascii="Times New Roman" w:hAnsi="Times New Roman" w:cs="Times New Roman"/>
+          <w:sz w:val="24"/>
+          <w:szCs w:val="24"/>
+        </w:rPr>
+        <w:t xml:space="preserve"> 500GB HDD/SSD, Internet connectivity.</w:t>
       </w:r>
     </w:p>
     <w:p>
@@ -877,8 +954,8 @@
         <w:jc w:val="both"/>
         <w:rPr>
           <w:rFonts w:ascii="Times New Roman" w:hAnsi="Times New Roman" w:cs="Times New Roman"/>
-          <w:sz w:val="24"/>
-          <w:szCs w:val="24"/>
+          <w:sz w:val="28"/>
+          <w:szCs w:val="28"/>
         </w:rPr>
       </w:pPr>
       <w:r>
@@ -889,7 +966,7 @@
           <w:sz w:val="28"/>
           <w:szCs w:val="28"/>
         </w:rPr>
-        <w:t>Hardware</w:t>
+        <w:t>Software</w:t>
       </w:r>
       <w:r>
         <w:rPr>
@@ -902,91 +979,11 @@
       <w:r>
         <w:rPr>
           <w:rFonts w:ascii="Times New Roman" w:hAnsi="Times New Roman" w:cs="Times New Roman"/>
-          <w:sz w:val="24"/>
-          <w:szCs w:val="24"/>
-        </w:rPr>
-        <w:t xml:space="preserve"> Standard PC/Laptop,</w:t>
-      </w:r>
-      <w:r>
-        <w:rPr>
-          <w:rFonts w:ascii="Times New Roman" w:hAnsi="Times New Roman" w:cs="Times New Roman"/>
-          <w:sz w:val="24"/>
-          <w:szCs w:val="24"/>
-        </w:rPr>
-        <w:t>16</w:t>
-      </w:r>
-      <w:r>
-        <w:rPr>
-          <w:rFonts w:ascii="Times New Roman" w:hAnsi="Times New Roman" w:cs="Times New Roman"/>
-          <w:sz w:val="24"/>
-          <w:szCs w:val="24"/>
-        </w:rPr>
-        <w:t>GB RAM,</w:t>
-      </w:r>
-      <w:r>
-        <w:rPr>
-          <w:rFonts w:ascii="Times New Roman" w:hAnsi="Times New Roman" w:cs="Times New Roman"/>
-          <w:sz w:val="24"/>
-          <w:szCs w:val="24"/>
-        </w:rPr>
-        <w:t xml:space="preserve"> AMD Ryzen 7,</w:t>
-      </w:r>
-      <w:r>
-        <w:rPr>
-          <w:rFonts w:ascii="Times New Roman" w:hAnsi="Times New Roman" w:cs="Times New Roman"/>
-          <w:sz w:val="24"/>
-          <w:szCs w:val="24"/>
-        </w:rPr>
-        <w:t xml:space="preserve"> 500GB HDD/SSD, Internet connectivity.</w:t>
-      </w:r>
-    </w:p>
-    <w:p>
-      <w:pPr>
-        <w:numPr>
-          <w:ilvl w:val="0"/>
-          <w:numId w:val="4"/>
-        </w:numPr>
-        <w:spacing w:after="120" w:line="360" w:lineRule="auto"/>
-        <w:jc w:val="both"/>
-        <w:rPr>
-          <w:rFonts w:ascii="Times New Roman" w:hAnsi="Times New Roman" w:cs="Times New Roman"/>
           <w:sz w:val="28"/>
           <w:szCs w:val="28"/>
         </w:rPr>
-      </w:pPr>
-      <w:r>
-        <w:rPr>
-          <w:rFonts w:ascii="Times New Roman" w:hAnsi="Times New Roman" w:cs="Times New Roman"/>
-          <w:b/>
-          <w:bCs/>
-          <w:sz w:val="28"/>
-          <w:szCs w:val="28"/>
-        </w:rPr>
-        <w:t>Software</w:t>
-      </w:r>
-      <w:r>
-        <w:rPr>
-          <w:rFonts w:ascii="Times New Roman" w:hAnsi="Times New Roman" w:cs="Times New Roman"/>
-          <w:sz w:val="28"/>
-          <w:szCs w:val="28"/>
-        </w:rPr>
-        <w:t>:</w:t>
-      </w:r>
-    </w:p>
-    <w:p>
-      <w:pPr>
-        <w:numPr>
-          <w:ilvl w:val="1"/>
-          <w:numId w:val="4"/>
-        </w:numPr>
-        <w:spacing w:after="120" w:line="360" w:lineRule="auto"/>
-        <w:jc w:val="both"/>
-        <w:rPr>
-          <w:rFonts w:ascii="Times New Roman" w:hAnsi="Times New Roman" w:cs="Times New Roman"/>
-          <w:sz w:val="24"/>
-          <w:szCs w:val="24"/>
-        </w:rPr>
-      </w:pPr>
+        <w:t xml:space="preserve"> </w:t>
+      </w:r>
       <w:r>
         <w:rPr>
           <w:rFonts w:ascii="Times New Roman" w:hAnsi="Times New Roman" w:cs="Times New Roman"/>
@@ -995,21 +992,14 @@
         </w:rPr>
         <w:t>OS: Windows/Linux</w:t>
       </w:r>
-    </w:p>
-    <w:p>
-      <w:pPr>
-        <w:numPr>
-          <w:ilvl w:val="1"/>
-          <w:numId w:val="4"/>
-        </w:numPr>
-        <w:spacing w:after="120" w:line="360" w:lineRule="auto"/>
-        <w:jc w:val="both"/>
-        <w:rPr>
-          <w:rFonts w:ascii="Times New Roman" w:hAnsi="Times New Roman" w:cs="Times New Roman"/>
-          <w:sz w:val="24"/>
-          <w:szCs w:val="24"/>
-        </w:rPr>
-      </w:pPr>
+      <w:r>
+        <w:rPr>
+          <w:rFonts w:ascii="Times New Roman" w:hAnsi="Times New Roman" w:cs="Times New Roman"/>
+          <w:sz w:val="24"/>
+          <w:szCs w:val="24"/>
+        </w:rPr>
+        <w:t xml:space="preserve">, </w:t>
+      </w:r>
       <w:r>
         <w:rPr>
           <w:rFonts w:ascii="Times New Roman" w:hAnsi="Times New Roman" w:cs="Times New Roman"/>
@@ -1018,21 +1008,14 @@
         </w:rPr>
         <w:t>IDE: VS Code</w:t>
       </w:r>
-    </w:p>
-    <w:p>
-      <w:pPr>
-        <w:numPr>
-          <w:ilvl w:val="1"/>
-          <w:numId w:val="4"/>
-        </w:numPr>
-        <w:spacing w:after="120" w:line="360" w:lineRule="auto"/>
-        <w:jc w:val="both"/>
-        <w:rPr>
-          <w:rFonts w:ascii="Times New Roman" w:hAnsi="Times New Roman" w:cs="Times New Roman"/>
-          <w:sz w:val="24"/>
-          <w:szCs w:val="24"/>
-        </w:rPr>
-      </w:pPr>
+      <w:r>
+        <w:rPr>
+          <w:rFonts w:ascii="Times New Roman" w:hAnsi="Times New Roman" w:cs="Times New Roman"/>
+          <w:sz w:val="24"/>
+          <w:szCs w:val="24"/>
+        </w:rPr>
+        <w:t xml:space="preserve">, </w:t>
+      </w:r>
       <w:r>
         <w:rPr>
           <w:rFonts w:ascii="Times New Roman" w:hAnsi="Times New Roman" w:cs="Times New Roman"/>
@@ -1041,21 +1024,14 @@
         </w:rPr>
         <w:t>Frameworks: React.js, Node.js/Express</w:t>
       </w:r>
-    </w:p>
-    <w:p>
-      <w:pPr>
-        <w:numPr>
-          <w:ilvl w:val="1"/>
-          <w:numId w:val="4"/>
-        </w:numPr>
-        <w:spacing w:after="120" w:line="360" w:lineRule="auto"/>
-        <w:jc w:val="both"/>
-        <w:rPr>
-          <w:rFonts w:ascii="Times New Roman" w:hAnsi="Times New Roman" w:cs="Times New Roman"/>
-          <w:sz w:val="24"/>
-          <w:szCs w:val="24"/>
-        </w:rPr>
-      </w:pPr>
+      <w:r>
+        <w:rPr>
+          <w:rFonts w:ascii="Times New Roman" w:hAnsi="Times New Roman" w:cs="Times New Roman"/>
+          <w:sz w:val="24"/>
+          <w:szCs w:val="24"/>
+        </w:rPr>
+        <w:t xml:space="preserve">, </w:t>
+      </w:r>
       <w:r>
         <w:rPr>
           <w:rFonts w:ascii="Times New Roman" w:hAnsi="Times New Roman" w:cs="Times New Roman"/>
@@ -1064,21 +1040,14 @@
         </w:rPr>
         <w:t>Database: PostgreSQL</w:t>
       </w:r>
-    </w:p>
-    <w:p>
-      <w:pPr>
-        <w:numPr>
-          <w:ilvl w:val="1"/>
-          <w:numId w:val="4"/>
-        </w:numPr>
-        <w:spacing w:after="120" w:line="360" w:lineRule="auto"/>
-        <w:jc w:val="both"/>
-        <w:rPr>
-          <w:rFonts w:ascii="Times New Roman" w:hAnsi="Times New Roman" w:cs="Times New Roman"/>
-          <w:sz w:val="24"/>
-          <w:szCs w:val="24"/>
-        </w:rPr>
-      </w:pPr>
+      <w:r>
+        <w:rPr>
+          <w:rFonts w:ascii="Times New Roman" w:hAnsi="Times New Roman" w:cs="Times New Roman"/>
+          <w:sz w:val="24"/>
+          <w:szCs w:val="24"/>
+        </w:rPr>
+        <w:t xml:space="preserve">, </w:t>
+      </w:r>
       <w:r>
         <w:rPr>
           <w:rFonts w:ascii="Times New Roman" w:hAnsi="Times New Roman" w:cs="Times New Roman"/>
@@ -1103,8 +1072,8 @@
         <w:jc w:val="both"/>
         <w:rPr>
           <w:rFonts w:ascii="Times New Roman" w:hAnsi="Times New Roman" w:cs="Times New Roman"/>
-          <w:sz w:val="28"/>
-          <w:szCs w:val="28"/>
+          <w:sz w:val="24"/>
+          <w:szCs w:val="24"/>
         </w:rPr>
       </w:pPr>
     </w:p>
@@ -1152,7 +1121,6 @@
           <w:sz w:val="24"/>
           <w:szCs w:val="24"/>
         </w:rPr>
-        <w:lastRenderedPageBreak/>
         <w:t>Integration of </w:t>
       </w:r>
       <w:r>
@@ -1206,81 +1174,25 @@
           <w:sz w:val="24"/>
           <w:szCs w:val="24"/>
         </w:rPr>
-        <w:t>Now available on phones, sending alerts straight to your screen. Built-in updates arrive the moment they happen.</w:t>
-      </w:r>
-      <w:r>
-        <w:rPr>
-          <w:rFonts w:ascii="Times New Roman" w:hAnsi="Times New Roman" w:cs="Times New Roman"/>
-          <w:sz w:val="24"/>
-          <w:szCs w:val="24"/>
-        </w:rPr>
-        <w:t xml:space="preserve"> </w:t>
-      </w:r>
-      <w:r>
-        <w:rPr>
-          <w:rFonts w:ascii="Times New Roman" w:hAnsi="Times New Roman" w:cs="Times New Roman"/>
-          <w:sz w:val="24"/>
-          <w:szCs w:val="24"/>
-        </w:rPr>
-        <w:t>Notifications pop up without needing to </w:t>
-      </w:r>
-    </w:p>
-    <w:p>
-      <w:pPr>
-        <w:pStyle w:val="ListParagraph"/>
-        <w:spacing w:after="120" w:line="360" w:lineRule="auto"/>
-        <w:jc w:val="both"/>
-        <w:rPr>
-          <w:rFonts w:ascii="Times New Roman" w:hAnsi="Times New Roman" w:cs="Times New Roman"/>
-          <w:sz w:val="24"/>
-          <w:szCs w:val="24"/>
-        </w:rPr>
-      </w:pPr>
-      <w:r>
-        <w:rPr>
-          <w:rFonts w:ascii="Times New Roman" w:hAnsi="Times New Roman" w:cs="Times New Roman"/>
-          <w:sz w:val="24"/>
-          <w:szCs w:val="24"/>
-        </w:rPr>
-        <w:t>open anything. </w:t>
-      </w:r>
-      <w:r>
-        <w:rPr>
-          <w:rFonts w:ascii="Times New Roman" w:hAnsi="Times New Roman" w:cs="Times New Roman"/>
-          <w:b/>
-          <w:bCs/>
-          <w:sz w:val="24"/>
-          <w:szCs w:val="24"/>
-        </w:rPr>
-        <w:t>Mobile</w:t>
-      </w:r>
-      <w:r>
-        <w:rPr>
-          <w:rFonts w:ascii="Times New Roman" w:hAnsi="Times New Roman" w:cs="Times New Roman"/>
-          <w:sz w:val="24"/>
-          <w:szCs w:val="24"/>
-        </w:rPr>
-        <w:t> access makes timing </w:t>
-      </w:r>
-    </w:p>
-    <w:p>
-      <w:pPr>
-        <w:pStyle w:val="ListParagraph"/>
-        <w:spacing w:after="120" w:line="360" w:lineRule="auto"/>
-        <w:jc w:val="both"/>
-        <w:rPr>
-          <w:rFonts w:ascii="Times New Roman" w:hAnsi="Times New Roman" w:cs="Times New Roman"/>
-          <w:sz w:val="24"/>
-          <w:szCs w:val="24"/>
-        </w:rPr>
-      </w:pPr>
-      <w:r>
-        <w:rPr>
-          <w:rFonts w:ascii="Times New Roman" w:hAnsi="Times New Roman" w:cs="Times New Roman"/>
-          <w:sz w:val="24"/>
-          <w:szCs w:val="24"/>
-        </w:rPr>
-        <w:t>faster than before.</w:t>
+        <w:t>Now available on phones, sending alerts straight to your screen. Builtin updates arrive the moment they </w:t>
+      </w:r>
+      <w:proofErr w:type="gramStart"/>
+      <w:r>
+        <w:rPr>
+          <w:rFonts w:ascii="Times New Roman" w:hAnsi="Times New Roman" w:cs="Times New Roman"/>
+          <w:sz w:val="24"/>
+          <w:szCs w:val="24"/>
+        </w:rPr>
+        <w:t>happen.Notifications</w:t>
+      </w:r>
+      <w:proofErr w:type="gramEnd"/>
+      <w:r>
+        <w:rPr>
+          <w:rFonts w:ascii="Times New Roman" w:hAnsi="Times New Roman" w:cs="Times New Roman"/>
+          <w:sz w:val="24"/>
+          <w:szCs w:val="24"/>
+        </w:rPr>
+        <w:t> pop up without needing to open anything. Mobile access makes timing faster than before.</w:t>
       </w:r>
     </w:p>
     <w:p>
@@ -1362,6 +1274,18 @@
     </w:p>
     <w:p>
       <w:pPr>
+        <w:pStyle w:val="ListParagraph"/>
+        <w:spacing w:after="120" w:line="360" w:lineRule="auto"/>
+        <w:jc w:val="both"/>
+        <w:rPr>
+          <w:rFonts w:ascii="Times New Roman" w:hAnsi="Times New Roman" w:cs="Times New Roman"/>
+          <w:sz w:val="24"/>
+          <w:szCs w:val="24"/>
+        </w:rPr>
+      </w:pPr>
+    </w:p>
+    <w:p>
+      <w:pPr>
         <w:spacing w:after="120" w:line="360" w:lineRule="auto"/>
         <w:jc w:val="both"/>
         <w:rPr>
@@ -1372,11 +1296,7 @@
           <w:szCs w:val="32"/>
         </w:rPr>
       </w:pPr>
-    </w:p>
-    <w:p>
-      <w:pPr>
-        <w:spacing w:after="120" w:line="360" w:lineRule="auto"/>
-        <w:jc w:val="both"/>
+      <w:r>
         <w:rPr>
           <w:rFonts w:ascii="Times New Roman" w:hAnsi="Times New Roman" w:cs="Times New Roman"/>
           <w:b/>
@@ -1384,30 +1304,8 @@
           <w:sz w:val="32"/>
           <w:szCs w:val="32"/>
         </w:rPr>
-      </w:pPr>
-      <w:r>
-        <w:rPr>
-          <w:rFonts w:ascii="Times New Roman" w:hAnsi="Times New Roman" w:cs="Times New Roman"/>
-          <w:b/>
-          <w:bCs/>
-          <w:sz w:val="32"/>
-          <w:szCs w:val="32"/>
-        </w:rPr>
         <w:t>The Schedule of the project (Gantt chart/ PERT chart)</w:t>
       </w:r>
-    </w:p>
-    <w:p>
-      <w:pPr>
-        <w:spacing w:after="120" w:line="360" w:lineRule="auto"/>
-        <w:jc w:val="both"/>
-        <w:rPr>
-          <w:rFonts w:ascii="Times New Roman" w:hAnsi="Times New Roman" w:cs="Times New Roman"/>
-          <w:b/>
-          <w:bCs/>
-          <w:sz w:val="28"/>
-          <w:szCs w:val="28"/>
-        </w:rPr>
-      </w:pPr>
     </w:p>
     <w:tbl>
       <w:tblPr>
@@ -1416,238 +1314,357 @@
         <w:tblLook w:val="04A0" w:firstRow="1" w:lastRow="0" w:firstColumn="1" w:lastColumn="0" w:noHBand="0" w:noVBand="1"/>
       </w:tblPr>
       <w:tblGrid>
-        <w:gridCol w:w="3491"/>
-        <w:gridCol w:w="3469"/>
-        <w:gridCol w:w="3496"/>
+        <w:gridCol w:w="2312"/>
+        <w:gridCol w:w="1334"/>
+        <w:gridCol w:w="1334"/>
+        <w:gridCol w:w="1334"/>
+        <w:gridCol w:w="1334"/>
+        <w:gridCol w:w="1334"/>
+        <w:gridCol w:w="1334"/>
       </w:tblGrid>
       <w:tr>
         <w:trPr>
-          <w:trHeight w:val="499"/>
+          <w:trHeight w:val="243"/>
         </w:trPr>
         <w:tc>
           <w:tcPr>
-            <w:tcW w:w="3491" w:type="dxa"/>
+            <w:tcW w:w="2312" w:type="dxa"/>
+            <w:vAlign w:val="center"/>
           </w:tcPr>
-          <w:tbl>
-            <w:tblPr>
-              <w:tblW w:w="705" w:type="dxa"/>
-              <w:tblCellSpacing w:w="15" w:type="dxa"/>
-              <w:tblCellMar>
-                <w:top w:w="15" w:type="dxa"/>
-                <w:left w:w="15" w:type="dxa"/>
-                <w:bottom w:w="15" w:type="dxa"/>
-                <w:right w:w="15" w:type="dxa"/>
-              </w:tblCellMar>
-              <w:tblLook w:val="04A0" w:firstRow="1" w:lastRow="0" w:firstColumn="1" w:lastColumn="0" w:noHBand="0" w:noVBand="1"/>
-            </w:tblPr>
-            <w:tblGrid>
-              <w:gridCol w:w="790"/>
-            </w:tblGrid>
-            <w:tr>
-              <w:trPr>
-                <w:trHeight w:val="366"/>
-                <w:tblCellSpacing w:w="15" w:type="dxa"/>
-              </w:trPr>
-              <w:tc>
-                <w:tcPr>
-                  <w:tcW w:w="0" w:type="auto"/>
-                  <w:vAlign w:val="center"/>
-                  <w:hideMark/>
-                </w:tcPr>
-                <w:p>
-                  <w:pPr>
-                    <w:spacing w:after="120" w:line="360" w:lineRule="auto"/>
-                    <w:jc w:val="both"/>
-                    <w:rPr>
-                      <w:rFonts w:ascii="Times New Roman" w:eastAsia="Times New Roman" w:hAnsi="Times New Roman" w:cs="Times New Roman"/>
-                      <w:b/>
-                      <w:bCs/>
-                      <w:kern w:val="0"/>
-                      <w:sz w:val="28"/>
-                      <w:szCs w:val="28"/>
-                      <w:lang w:eastAsia="en-IN"/>
-                      <w14:ligatures w14:val="none"/>
-                    </w:rPr>
-                  </w:pPr>
-                  <w:r>
-                    <w:rPr>
-                      <w:rFonts w:ascii="Times New Roman" w:eastAsia="Times New Roman" w:hAnsi="Times New Roman" w:cs="Times New Roman"/>
-                      <w:b/>
-                      <w:bCs/>
-                      <w:kern w:val="0"/>
-                      <w:sz w:val="28"/>
-                      <w:szCs w:val="28"/>
-                      <w:lang w:eastAsia="en-IN"/>
-                      <w14:ligatures w14:val="none"/>
-                    </w:rPr>
-                    <w:t>Phase</w:t>
-                  </w:r>
-                </w:p>
-              </w:tc>
-            </w:tr>
-          </w:tbl>
           <w:p>
             <w:pPr>
               <w:spacing w:after="120" w:line="360" w:lineRule="auto"/>
-              <w:jc w:val="both"/>
-              <w:rPr>
-                <w:rFonts w:ascii="Times New Roman" w:hAnsi="Times New Roman" w:cs="Times New Roman"/>
-                <w:b/>
-                <w:bCs/>
-                <w:sz w:val="28"/>
-                <w:szCs w:val="28"/>
+              <w:jc w:val="center"/>
+              <w:rPr>
+                <w:rFonts w:ascii="Times New Roman" w:hAnsi="Times New Roman" w:cs="Times New Roman"/>
+                <w:b/>
+                <w:bCs/>
+                <w:sz w:val="32"/>
+                <w:szCs w:val="32"/>
               </w:rPr>
             </w:pPr>
           </w:p>
         </w:tc>
         <w:tc>
           <w:tcPr>
-            <w:tcW w:w="3469" w:type="dxa"/>
+            <w:tcW w:w="1334" w:type="dxa"/>
+            <w:vAlign w:val="bottom"/>
           </w:tcPr>
-          <w:tbl>
-            <w:tblPr>
-              <w:tblW w:w="1047" w:type="dxa"/>
-              <w:tblCellSpacing w:w="15" w:type="dxa"/>
-              <w:tblCellMar>
-                <w:top w:w="15" w:type="dxa"/>
-                <w:left w:w="15" w:type="dxa"/>
-                <w:bottom w:w="15" w:type="dxa"/>
-                <w:right w:w="15" w:type="dxa"/>
-              </w:tblCellMar>
-              <w:tblLook w:val="04A0" w:firstRow="1" w:lastRow="0" w:firstColumn="1" w:lastColumn="0" w:noHBand="0" w:noVBand="1"/>
-            </w:tblPr>
-            <w:tblGrid>
-              <w:gridCol w:w="1179"/>
-            </w:tblGrid>
-            <w:tr>
-              <w:trPr>
-                <w:trHeight w:val="366"/>
-                <w:tblCellSpacing w:w="15" w:type="dxa"/>
-              </w:trPr>
-              <w:tc>
-                <w:tcPr>
-                  <w:tcW w:w="0" w:type="auto"/>
-                  <w:vAlign w:val="center"/>
-                  <w:hideMark/>
-                </w:tcPr>
-                <w:p>
-                  <w:pPr>
-                    <w:spacing w:after="120" w:line="360" w:lineRule="auto"/>
-                    <w:jc w:val="both"/>
-                    <w:rPr>
-                      <w:rFonts w:ascii="Times New Roman" w:eastAsia="Times New Roman" w:hAnsi="Times New Roman" w:cs="Times New Roman"/>
-                      <w:b/>
-                      <w:bCs/>
-                      <w:kern w:val="0"/>
-                      <w:sz w:val="28"/>
-                      <w:szCs w:val="28"/>
-                      <w:lang w:eastAsia="en-IN"/>
-                      <w14:ligatures w14:val="none"/>
-                    </w:rPr>
-                  </w:pPr>
-                  <w:r>
-                    <w:rPr>
-                      <w:rFonts w:ascii="Times New Roman" w:eastAsia="Times New Roman" w:hAnsi="Times New Roman" w:cs="Times New Roman"/>
-                      <w:b/>
-                      <w:bCs/>
-                      <w:kern w:val="0"/>
-                      <w:sz w:val="28"/>
-                      <w:szCs w:val="28"/>
-                      <w:lang w:eastAsia="en-IN"/>
-                      <w14:ligatures w14:val="none"/>
-                    </w:rPr>
-                    <w:t>Duration</w:t>
-                  </w:r>
-                </w:p>
-              </w:tc>
-            </w:tr>
-          </w:tbl>
           <w:p>
             <w:pPr>
               <w:spacing w:after="120" w:line="360" w:lineRule="auto"/>
-              <w:jc w:val="both"/>
+              <w:jc w:val="center"/>
+              <w:rPr>
+                <w:rFonts w:ascii="Times New Roman" w:hAnsi="Times New Roman" w:cs="Times New Roman"/>
+                <w:b/>
+                <w:bCs/>
+                <w:sz w:val="32"/>
+                <w:szCs w:val="32"/>
+              </w:rPr>
+            </w:pPr>
+            <w:r>
+              <w:rPr>
+                <w:rFonts w:ascii="Times New Roman" w:hAnsi="Times New Roman" w:cs="Times New Roman"/>
+                <w:b/>
+                <w:bCs/>
+                <w:sz w:val="32"/>
+                <w:szCs w:val="32"/>
+              </w:rPr>
+              <w:t>Week 1</w:t>
+            </w:r>
+          </w:p>
+        </w:tc>
+        <w:tc>
+          <w:tcPr>
+            <w:tcW w:w="1334" w:type="dxa"/>
+            <w:vAlign w:val="center"/>
+          </w:tcPr>
+          <w:p>
+            <w:pPr>
+              <w:spacing w:after="120" w:line="360" w:lineRule="auto"/>
+              <w:jc w:val="center"/>
+              <w:rPr>
+                <w:rFonts w:ascii="Times New Roman" w:hAnsi="Times New Roman" w:cs="Times New Roman"/>
+                <w:b/>
+                <w:bCs/>
+                <w:sz w:val="32"/>
+                <w:szCs w:val="32"/>
+              </w:rPr>
+            </w:pPr>
+            <w:r>
+              <w:rPr>
+                <w:rFonts w:ascii="Times New Roman" w:hAnsi="Times New Roman" w:cs="Times New Roman"/>
+                <w:b/>
+                <w:bCs/>
+                <w:sz w:val="32"/>
+                <w:szCs w:val="32"/>
+              </w:rPr>
+              <w:t>Week 2</w:t>
+            </w:r>
+          </w:p>
+        </w:tc>
+        <w:tc>
+          <w:tcPr>
+            <w:tcW w:w="1334" w:type="dxa"/>
+            <w:vAlign w:val="center"/>
+          </w:tcPr>
+          <w:p>
+            <w:pPr>
+              <w:spacing w:after="120" w:line="360" w:lineRule="auto"/>
+              <w:jc w:val="center"/>
+              <w:rPr>
+                <w:rFonts w:ascii="Times New Roman" w:hAnsi="Times New Roman" w:cs="Times New Roman"/>
+                <w:b/>
+                <w:bCs/>
+                <w:sz w:val="32"/>
+                <w:szCs w:val="32"/>
+              </w:rPr>
+            </w:pPr>
+            <w:r>
+              <w:rPr>
+                <w:rFonts w:ascii="Times New Roman" w:hAnsi="Times New Roman" w:cs="Times New Roman"/>
+                <w:b/>
+                <w:bCs/>
+                <w:sz w:val="32"/>
+                <w:szCs w:val="32"/>
+              </w:rPr>
+              <w:t>Week 3</w:t>
+            </w:r>
+          </w:p>
+        </w:tc>
+        <w:tc>
+          <w:tcPr>
+            <w:tcW w:w="1334" w:type="dxa"/>
+            <w:vAlign w:val="center"/>
+          </w:tcPr>
+          <w:p>
+            <w:pPr>
+              <w:spacing w:after="120" w:line="360" w:lineRule="auto"/>
+              <w:jc w:val="center"/>
+              <w:rPr>
+                <w:rFonts w:ascii="Times New Roman" w:hAnsi="Times New Roman" w:cs="Times New Roman"/>
+                <w:b/>
+                <w:bCs/>
+                <w:sz w:val="32"/>
+                <w:szCs w:val="32"/>
+              </w:rPr>
+            </w:pPr>
+            <w:r>
+              <w:rPr>
+                <w:rFonts w:ascii="Times New Roman" w:hAnsi="Times New Roman" w:cs="Times New Roman"/>
+                <w:b/>
+                <w:bCs/>
+                <w:sz w:val="32"/>
+                <w:szCs w:val="32"/>
+              </w:rPr>
+              <w:t>Week 4</w:t>
+            </w:r>
+          </w:p>
+        </w:tc>
+        <w:tc>
+          <w:tcPr>
+            <w:tcW w:w="1334" w:type="dxa"/>
+            <w:vAlign w:val="center"/>
+          </w:tcPr>
+          <w:p>
+            <w:pPr>
+              <w:spacing w:after="120" w:line="360" w:lineRule="auto"/>
+              <w:jc w:val="center"/>
+              <w:rPr>
+                <w:rFonts w:ascii="Times New Roman" w:hAnsi="Times New Roman" w:cs="Times New Roman"/>
+                <w:b/>
+                <w:bCs/>
+                <w:sz w:val="32"/>
+                <w:szCs w:val="32"/>
+              </w:rPr>
+            </w:pPr>
+            <w:r>
+              <w:rPr>
+                <w:rFonts w:ascii="Times New Roman" w:hAnsi="Times New Roman" w:cs="Times New Roman"/>
+                <w:b/>
+                <w:bCs/>
+                <w:sz w:val="32"/>
+                <w:szCs w:val="32"/>
+              </w:rPr>
+              <w:t>Week 5</w:t>
+            </w:r>
+          </w:p>
+        </w:tc>
+        <w:tc>
+          <w:tcPr>
+            <w:tcW w:w="1334" w:type="dxa"/>
+            <w:vAlign w:val="center"/>
+          </w:tcPr>
+          <w:p>
+            <w:pPr>
+              <w:spacing w:after="120" w:line="360" w:lineRule="auto"/>
+              <w:jc w:val="center"/>
+              <w:rPr>
+                <w:rFonts w:ascii="Times New Roman" w:hAnsi="Times New Roman" w:cs="Times New Roman"/>
+                <w:b/>
+                <w:bCs/>
+                <w:sz w:val="32"/>
+                <w:szCs w:val="32"/>
+              </w:rPr>
+            </w:pPr>
+            <w:r>
+              <w:rPr>
+                <w:rFonts w:ascii="Times New Roman" w:hAnsi="Times New Roman" w:cs="Times New Roman"/>
+                <w:b/>
+                <w:bCs/>
+                <w:sz w:val="32"/>
+                <w:szCs w:val="32"/>
+              </w:rPr>
+              <w:t>Week 6</w:t>
+            </w:r>
+          </w:p>
+        </w:tc>
+      </w:tr>
+      <w:tr>
+        <w:trPr>
+          <w:trHeight w:val="394"/>
+        </w:trPr>
+        <w:tc>
+          <w:tcPr>
+            <w:tcW w:w="2312" w:type="dxa"/>
+            <w:vAlign w:val="center"/>
+          </w:tcPr>
+          <w:p>
+            <w:pPr>
+              <w:spacing w:after="120" w:line="360" w:lineRule="auto"/>
+              <w:jc w:val="center"/>
+              <w:rPr>
+                <w:rFonts w:ascii="Times New Roman" w:hAnsi="Times New Roman" w:cs="Times New Roman"/>
+                <w:b/>
+                <w:bCs/>
+                <w:sz w:val="32"/>
+                <w:szCs w:val="32"/>
+              </w:rPr>
+            </w:pPr>
+            <w:r>
               <w:rPr>
                 <w:rFonts w:ascii="Times New Roman" w:hAnsi="Times New Roman" w:cs="Times New Roman"/>
                 <w:b/>
                 <w:bCs/>
                 <w:sz w:val="28"/>
                 <w:szCs w:val="28"/>
+              </w:rPr>
+              <w:t>Requirement Analysis</w:t>
+            </w:r>
+          </w:p>
+        </w:tc>
+        <w:tc>
+          <w:tcPr>
+            <w:tcW w:w="1334" w:type="dxa"/>
+            <w:shd w:val="clear" w:color="auto" w:fill="E2EFD9" w:themeFill="accent6" w:themeFillTint="33"/>
+            <w:vAlign w:val="center"/>
+          </w:tcPr>
+          <w:p>
+            <w:pPr>
+              <w:spacing w:after="120" w:line="360" w:lineRule="auto"/>
+              <w:jc w:val="center"/>
+              <w:rPr>
+                <w:rFonts w:ascii="Times New Roman" w:hAnsi="Times New Roman" w:cs="Times New Roman"/>
+                <w:b/>
+                <w:bCs/>
+                <w:sz w:val="32"/>
+                <w:szCs w:val="32"/>
               </w:rPr>
             </w:pPr>
           </w:p>
         </w:tc>
         <w:tc>
           <w:tcPr>
-            <w:tcW w:w="3496" w:type="dxa"/>
+            <w:tcW w:w="1334" w:type="dxa"/>
+            <w:shd w:val="clear" w:color="auto" w:fill="E2EFD9" w:themeFill="accent6" w:themeFillTint="33"/>
+            <w:vAlign w:val="center"/>
           </w:tcPr>
-          <w:tbl>
-            <w:tblPr>
-              <w:tblW w:w="706" w:type="dxa"/>
-              <w:tblCellSpacing w:w="15" w:type="dxa"/>
-              <w:tblCellMar>
-                <w:top w:w="15" w:type="dxa"/>
-                <w:left w:w="15" w:type="dxa"/>
-                <w:bottom w:w="15" w:type="dxa"/>
-                <w:right w:w="15" w:type="dxa"/>
-              </w:tblCellMar>
-              <w:tblLook w:val="04A0" w:firstRow="1" w:lastRow="0" w:firstColumn="1" w:lastColumn="0" w:noHBand="0" w:noVBand="1"/>
-            </w:tblPr>
-            <w:tblGrid>
-              <w:gridCol w:w="706"/>
-            </w:tblGrid>
-            <w:tr>
-              <w:trPr>
-                <w:trHeight w:val="366"/>
-                <w:tblCellSpacing w:w="15" w:type="dxa"/>
-              </w:trPr>
-              <w:tc>
-                <w:tcPr>
-                  <w:tcW w:w="0" w:type="auto"/>
-                  <w:vAlign w:val="center"/>
-                  <w:hideMark/>
-                </w:tcPr>
-                <w:p>
-                  <w:pPr>
-                    <w:spacing w:after="120" w:line="360" w:lineRule="auto"/>
-                    <w:jc w:val="both"/>
-                    <w:rPr>
-                      <w:rFonts w:ascii="Times New Roman" w:eastAsia="Times New Roman" w:hAnsi="Times New Roman" w:cs="Times New Roman"/>
-                      <w:b/>
-                      <w:bCs/>
-                      <w:kern w:val="0"/>
-                      <w:sz w:val="24"/>
-                      <w:szCs w:val="24"/>
-                      <w:lang w:eastAsia="en-IN"/>
-                      <w14:ligatures w14:val="none"/>
-                    </w:rPr>
-                  </w:pPr>
-                  <w:r>
-                    <w:rPr>
-                      <w:rFonts w:ascii="Times New Roman" w:eastAsia="Times New Roman" w:hAnsi="Times New Roman" w:cs="Times New Roman"/>
-                      <w:b/>
-                      <w:bCs/>
-                      <w:kern w:val="0"/>
-                      <w:sz w:val="24"/>
-                      <w:szCs w:val="24"/>
-                      <w:lang w:eastAsia="en-IN"/>
-                      <w14:ligatures w14:val="none"/>
-                    </w:rPr>
-                    <w:t>Tasks</w:t>
-                  </w:r>
-                </w:p>
-              </w:tc>
-            </w:tr>
-          </w:tbl>
           <w:p>
             <w:pPr>
               <w:spacing w:after="120" w:line="360" w:lineRule="auto"/>
-              <w:jc w:val="both"/>
-              <w:rPr>
-                <w:rFonts w:ascii="Times New Roman" w:hAnsi="Times New Roman" w:cs="Times New Roman"/>
-                <w:b/>
-                <w:bCs/>
-                <w:sz w:val="24"/>
-                <w:szCs w:val="24"/>
+              <w:jc w:val="center"/>
+              <w:rPr>
+                <w:rFonts w:ascii="Times New Roman" w:hAnsi="Times New Roman" w:cs="Times New Roman"/>
+                <w:b/>
+                <w:bCs/>
+                <w:sz w:val="32"/>
+                <w:szCs w:val="32"/>
+              </w:rPr>
+            </w:pPr>
+          </w:p>
+        </w:tc>
+        <w:tc>
+          <w:tcPr>
+            <w:tcW w:w="1334" w:type="dxa"/>
+            <w:vAlign w:val="center"/>
+          </w:tcPr>
+          <w:p>
+            <w:pPr>
+              <w:spacing w:after="120" w:line="360" w:lineRule="auto"/>
+              <w:jc w:val="center"/>
+              <w:rPr>
+                <w:rFonts w:ascii="Times New Roman" w:hAnsi="Times New Roman" w:cs="Times New Roman"/>
+                <w:b/>
+                <w:bCs/>
+                <w:sz w:val="32"/>
+                <w:szCs w:val="32"/>
+              </w:rPr>
+            </w:pPr>
+          </w:p>
+        </w:tc>
+        <w:tc>
+          <w:tcPr>
+            <w:tcW w:w="1334" w:type="dxa"/>
+            <w:vAlign w:val="center"/>
+          </w:tcPr>
+          <w:p>
+            <w:pPr>
+              <w:spacing w:after="120" w:line="360" w:lineRule="auto"/>
+              <w:jc w:val="center"/>
+              <w:rPr>
+                <w:rFonts w:ascii="Times New Roman" w:hAnsi="Times New Roman" w:cs="Times New Roman"/>
+                <w:b/>
+                <w:bCs/>
+                <w:sz w:val="32"/>
+                <w:szCs w:val="32"/>
+              </w:rPr>
+            </w:pPr>
+          </w:p>
+        </w:tc>
+        <w:tc>
+          <w:tcPr>
+            <w:tcW w:w="1334" w:type="dxa"/>
+            <w:vAlign w:val="center"/>
+          </w:tcPr>
+          <w:p>
+            <w:pPr>
+              <w:spacing w:after="120" w:line="360" w:lineRule="auto"/>
+              <w:jc w:val="center"/>
+              <w:rPr>
+                <w:rFonts w:ascii="Times New Roman" w:hAnsi="Times New Roman" w:cs="Times New Roman"/>
+                <w:b/>
+                <w:bCs/>
+                <w:sz w:val="32"/>
+                <w:szCs w:val="32"/>
+              </w:rPr>
+            </w:pPr>
+          </w:p>
+        </w:tc>
+        <w:tc>
+          <w:tcPr>
+            <w:tcW w:w="1334" w:type="dxa"/>
+            <w:vAlign w:val="center"/>
+          </w:tcPr>
+          <w:p>
+            <w:pPr>
+              <w:spacing w:after="120" w:line="360" w:lineRule="auto"/>
+              <w:jc w:val="center"/>
+              <w:rPr>
+                <w:rFonts w:ascii="Times New Roman" w:hAnsi="Times New Roman" w:cs="Times New Roman"/>
+                <w:b/>
+                <w:bCs/>
+                <w:sz w:val="32"/>
+                <w:szCs w:val="32"/>
               </w:rPr>
             </w:pPr>
           </w:p>
@@ -1655,105 +1672,23 @@
       </w:tr>
       <w:tr>
         <w:trPr>
-          <w:trHeight w:val="450"/>
+          <w:trHeight w:val="243"/>
         </w:trPr>
         <w:tc>
           <w:tcPr>
-            <w:tcW w:w="3491" w:type="dxa"/>
+            <w:tcW w:w="2312" w:type="dxa"/>
+            <w:vAlign w:val="center"/>
           </w:tcPr>
           <w:p>
             <w:pPr>
               <w:spacing w:after="120" w:line="360" w:lineRule="auto"/>
-              <w:jc w:val="both"/>
-              <w:rPr>
-                <w:rFonts w:ascii="Times New Roman" w:hAnsi="Times New Roman" w:cs="Times New Roman"/>
-                <w:b/>
-                <w:bCs/>
-                <w:sz w:val="28"/>
-                <w:szCs w:val="28"/>
-              </w:rPr>
-            </w:pPr>
-            <w:r>
-              <w:rPr>
-                <w:rFonts w:ascii="Times New Roman" w:hAnsi="Times New Roman" w:cs="Times New Roman"/>
-                <w:b/>
-                <w:bCs/>
-                <w:sz w:val="28"/>
-                <w:szCs w:val="28"/>
-              </w:rPr>
-              <w:t>Requirement Analysis</w:t>
-            </w:r>
-          </w:p>
-        </w:tc>
-        <w:tc>
-          <w:tcPr>
-            <w:tcW w:w="3469" w:type="dxa"/>
-          </w:tcPr>
-          <w:p>
-            <w:pPr>
-              <w:spacing w:after="120" w:line="360" w:lineRule="auto"/>
-              <w:jc w:val="both"/>
-              <w:rPr>
-                <w:rFonts w:ascii="Times New Roman" w:hAnsi="Times New Roman" w:cs="Times New Roman"/>
-                <w:sz w:val="24"/>
-                <w:szCs w:val="24"/>
-              </w:rPr>
-            </w:pPr>
-            <w:r>
-              <w:rPr>
-                <w:rFonts w:ascii="Times New Roman" w:hAnsi="Times New Roman" w:cs="Times New Roman"/>
-                <w:sz w:val="24"/>
-                <w:szCs w:val="24"/>
-              </w:rPr>
-              <w:t>3 days</w:t>
-            </w:r>
-          </w:p>
-        </w:tc>
-        <w:tc>
-          <w:tcPr>
-            <w:tcW w:w="3496" w:type="dxa"/>
-          </w:tcPr>
-          <w:p>
-            <w:pPr>
-              <w:spacing w:after="120" w:line="360" w:lineRule="auto"/>
-              <w:jc w:val="both"/>
-              <w:rPr>
-                <w:rFonts w:ascii="Times New Roman" w:hAnsi="Times New Roman" w:cs="Times New Roman"/>
-                <w:b/>
-                <w:bCs/>
-                <w:sz w:val="24"/>
-                <w:szCs w:val="24"/>
-              </w:rPr>
-            </w:pPr>
-            <w:r>
-              <w:rPr>
-                <w:rFonts w:ascii="Times New Roman" w:hAnsi="Times New Roman" w:cs="Times New Roman"/>
-                <w:sz w:val="24"/>
-                <w:szCs w:val="24"/>
-              </w:rPr>
-              <w:t>Collect needs, finalize scope</w:t>
-            </w:r>
-          </w:p>
-        </w:tc>
-      </w:tr>
-      <w:tr>
-        <w:trPr>
-          <w:trHeight w:val="883"/>
-        </w:trPr>
-        <w:tc>
-          <w:tcPr>
-            <w:tcW w:w="3491" w:type="dxa"/>
-          </w:tcPr>
-          <w:p>
-            <w:pPr>
-              <w:spacing w:after="120" w:line="360" w:lineRule="auto"/>
-              <w:jc w:val="both"/>
-              <w:rPr>
-                <w:rFonts w:ascii="Times New Roman" w:hAnsi="Times New Roman" w:cs="Times New Roman"/>
-                <w:b/>
-                <w:bCs/>
-                <w:sz w:val="28"/>
-                <w:szCs w:val="28"/>
+              <w:jc w:val="center"/>
+              <w:rPr>
+                <w:rFonts w:ascii="Times New Roman" w:hAnsi="Times New Roman" w:cs="Times New Roman"/>
+                <w:b/>
+                <w:bCs/>
+                <w:sz w:val="32"/>
+                <w:szCs w:val="32"/>
               </w:rPr>
             </w:pPr>
             <w:r>
@@ -1770,74 +1705,141 @@
         </w:tc>
         <w:tc>
           <w:tcPr>
-            <w:tcW w:w="3469" w:type="dxa"/>
-          </w:tcPr>
-          <w:p>
-            <w:pPr>
-              <w:spacing w:after="120" w:line="360" w:lineRule="auto"/>
-              <w:jc w:val="both"/>
-              <w:rPr>
-                <w:rFonts w:ascii="Times New Roman" w:hAnsi="Times New Roman" w:cs="Times New Roman"/>
-                <w:sz w:val="24"/>
-                <w:szCs w:val="24"/>
-              </w:rPr>
-            </w:pPr>
-            <w:r>
-              <w:rPr>
-                <w:rFonts w:ascii="Times New Roman" w:hAnsi="Times New Roman" w:cs="Times New Roman"/>
-                <w:sz w:val="24"/>
-                <w:szCs w:val="24"/>
-              </w:rPr>
-              <w:t>1 week</w:t>
-            </w:r>
-          </w:p>
-        </w:tc>
-        <w:tc>
-          <w:tcPr>
-            <w:tcW w:w="3496" w:type="dxa"/>
+            <w:tcW w:w="1334" w:type="dxa"/>
+            <w:shd w:val="clear" w:color="auto" w:fill="C5E0B3" w:themeFill="accent6" w:themeFillTint="66"/>
             <w:vAlign w:val="center"/>
           </w:tcPr>
           <w:p>
             <w:pPr>
               <w:spacing w:after="120" w:line="360" w:lineRule="auto"/>
-              <w:jc w:val="both"/>
-              <w:rPr>
-                <w:rFonts w:ascii="Times New Roman" w:hAnsi="Times New Roman" w:cs="Times New Roman"/>
-                <w:b/>
-                <w:bCs/>
-                <w:sz w:val="24"/>
-                <w:szCs w:val="24"/>
+              <w:jc w:val="center"/>
+              <w:rPr>
+                <w:rFonts w:ascii="Times New Roman" w:hAnsi="Times New Roman" w:cs="Times New Roman"/>
+                <w:b/>
+                <w:bCs/>
+                <w:sz w:val="32"/>
+                <w:szCs w:val="32"/>
               </w:rPr>
             </w:pPr>
-            <w:r>
-              <w:rPr>
-                <w:rFonts w:ascii="Times New Roman" w:hAnsi="Times New Roman" w:cs="Times New Roman"/>
-                <w:sz w:val="24"/>
-                <w:szCs w:val="24"/>
-              </w:rPr>
-              <w:t>UI/UX, database schema, flow diagrams</w:t>
-            </w:r>
+          </w:p>
+        </w:tc>
+        <w:tc>
+          <w:tcPr>
+            <w:tcW w:w="1334" w:type="dxa"/>
+            <w:shd w:val="clear" w:color="auto" w:fill="C5E0B3" w:themeFill="accent6" w:themeFillTint="66"/>
+            <w:vAlign w:val="center"/>
+          </w:tcPr>
+          <w:p>
+            <w:pPr>
+              <w:spacing w:after="120" w:line="360" w:lineRule="auto"/>
+              <w:jc w:val="center"/>
+              <w:rPr>
+                <w:rFonts w:ascii="Times New Roman" w:hAnsi="Times New Roman" w:cs="Times New Roman"/>
+                <w:b/>
+                <w:bCs/>
+                <w:sz w:val="32"/>
+                <w:szCs w:val="32"/>
+              </w:rPr>
+            </w:pPr>
+          </w:p>
+        </w:tc>
+        <w:tc>
+          <w:tcPr>
+            <w:tcW w:w="1334" w:type="dxa"/>
+            <w:shd w:val="clear" w:color="auto" w:fill="C5E0B3" w:themeFill="accent6" w:themeFillTint="66"/>
+            <w:vAlign w:val="center"/>
+          </w:tcPr>
+          <w:p>
+            <w:pPr>
+              <w:spacing w:after="120" w:line="360" w:lineRule="auto"/>
+              <w:jc w:val="center"/>
+              <w:rPr>
+                <w:rFonts w:ascii="Times New Roman" w:hAnsi="Times New Roman" w:cs="Times New Roman"/>
+                <w:b/>
+                <w:bCs/>
+                <w:sz w:val="32"/>
+                <w:szCs w:val="32"/>
+              </w:rPr>
+            </w:pPr>
+          </w:p>
+        </w:tc>
+        <w:tc>
+          <w:tcPr>
+            <w:tcW w:w="1334" w:type="dxa"/>
+            <w:vAlign w:val="center"/>
+          </w:tcPr>
+          <w:p>
+            <w:pPr>
+              <w:spacing w:after="120" w:line="360" w:lineRule="auto"/>
+              <w:jc w:val="center"/>
+              <w:rPr>
+                <w:rFonts w:ascii="Times New Roman" w:hAnsi="Times New Roman" w:cs="Times New Roman"/>
+                <w:b/>
+                <w:bCs/>
+                <w:sz w:val="32"/>
+                <w:szCs w:val="32"/>
+              </w:rPr>
+            </w:pPr>
+          </w:p>
+        </w:tc>
+        <w:tc>
+          <w:tcPr>
+            <w:tcW w:w="1334" w:type="dxa"/>
+            <w:vAlign w:val="center"/>
+          </w:tcPr>
+          <w:p>
+            <w:pPr>
+              <w:spacing w:after="120" w:line="360" w:lineRule="auto"/>
+              <w:jc w:val="center"/>
+              <w:rPr>
+                <w:rFonts w:ascii="Times New Roman" w:hAnsi="Times New Roman" w:cs="Times New Roman"/>
+                <w:b/>
+                <w:bCs/>
+                <w:sz w:val="32"/>
+                <w:szCs w:val="32"/>
+              </w:rPr>
+            </w:pPr>
+          </w:p>
+        </w:tc>
+        <w:tc>
+          <w:tcPr>
+            <w:tcW w:w="1334" w:type="dxa"/>
+            <w:vAlign w:val="center"/>
+          </w:tcPr>
+          <w:p>
+            <w:pPr>
+              <w:spacing w:after="120" w:line="360" w:lineRule="auto"/>
+              <w:jc w:val="center"/>
+              <w:rPr>
+                <w:rFonts w:ascii="Times New Roman" w:hAnsi="Times New Roman" w:cs="Times New Roman"/>
+                <w:b/>
+                <w:bCs/>
+                <w:sz w:val="32"/>
+                <w:szCs w:val="32"/>
+              </w:rPr>
+            </w:pPr>
           </w:p>
         </w:tc>
       </w:tr>
       <w:tr>
         <w:trPr>
-          <w:trHeight w:val="450"/>
+          <w:trHeight w:val="243"/>
         </w:trPr>
         <w:tc>
           <w:tcPr>
-            <w:tcW w:w="3491" w:type="dxa"/>
+            <w:tcW w:w="2312" w:type="dxa"/>
+            <w:vAlign w:val="center"/>
           </w:tcPr>
           <w:p>
             <w:pPr>
               <w:spacing w:after="120" w:line="360" w:lineRule="auto"/>
-              <w:jc w:val="both"/>
-              <w:rPr>
-                <w:rFonts w:ascii="Times New Roman" w:hAnsi="Times New Roman" w:cs="Times New Roman"/>
-                <w:b/>
-                <w:bCs/>
-                <w:sz w:val="28"/>
-                <w:szCs w:val="28"/>
+              <w:jc w:val="center"/>
+              <w:rPr>
+                <w:rFonts w:ascii="Times New Roman" w:hAnsi="Times New Roman" w:cs="Times New Roman"/>
+                <w:b/>
+                <w:bCs/>
+                <w:sz w:val="32"/>
+                <w:szCs w:val="32"/>
               </w:rPr>
             </w:pPr>
             <w:r>
@@ -1854,75 +1856,140 @@
         </w:tc>
         <w:tc>
           <w:tcPr>
-            <w:tcW w:w="3469" w:type="dxa"/>
+            <w:tcW w:w="1334" w:type="dxa"/>
+            <w:vAlign w:val="center"/>
           </w:tcPr>
           <w:p>
             <w:pPr>
               <w:spacing w:after="120" w:line="360" w:lineRule="auto"/>
-              <w:jc w:val="both"/>
-              <w:rPr>
-                <w:rFonts w:ascii="Times New Roman" w:hAnsi="Times New Roman" w:cs="Times New Roman"/>
-                <w:b/>
-                <w:bCs/>
-                <w:sz w:val="24"/>
-                <w:szCs w:val="24"/>
+              <w:jc w:val="center"/>
+              <w:rPr>
+                <w:rFonts w:ascii="Times New Roman" w:hAnsi="Times New Roman" w:cs="Times New Roman"/>
+                <w:b/>
+                <w:bCs/>
+                <w:sz w:val="32"/>
+                <w:szCs w:val="32"/>
               </w:rPr>
             </w:pPr>
-            <w:r>
-              <w:rPr>
-                <w:rFonts w:ascii="Times New Roman" w:hAnsi="Times New Roman" w:cs="Times New Roman"/>
-                <w:sz w:val="24"/>
-                <w:szCs w:val="24"/>
-              </w:rPr>
-              <w:t>2 weeks</w:t>
-            </w:r>
           </w:p>
         </w:tc>
         <w:tc>
           <w:tcPr>
-            <w:tcW w:w="3496" w:type="dxa"/>
+            <w:tcW w:w="1334" w:type="dxa"/>
+            <w:vAlign w:val="center"/>
           </w:tcPr>
           <w:p>
             <w:pPr>
               <w:spacing w:after="120" w:line="360" w:lineRule="auto"/>
-              <w:jc w:val="both"/>
-              <w:rPr>
-                <w:rFonts w:ascii="Times New Roman" w:hAnsi="Times New Roman" w:cs="Times New Roman"/>
-                <w:b/>
-                <w:bCs/>
-                <w:sz w:val="24"/>
-                <w:szCs w:val="24"/>
+              <w:jc w:val="center"/>
+              <w:rPr>
+                <w:rFonts w:ascii="Times New Roman" w:hAnsi="Times New Roman" w:cs="Times New Roman"/>
+                <w:b/>
+                <w:bCs/>
+                <w:sz w:val="32"/>
+                <w:szCs w:val="32"/>
               </w:rPr>
             </w:pPr>
-            <w:r>
-              <w:rPr>
-                <w:rFonts w:ascii="Times New Roman" w:hAnsi="Times New Roman" w:cs="Times New Roman"/>
-                <w:sz w:val="24"/>
-                <w:szCs w:val="24"/>
-              </w:rPr>
-              <w:t>Frontend + Backend coding</w:t>
-            </w:r>
+          </w:p>
+        </w:tc>
+        <w:tc>
+          <w:tcPr>
+            <w:tcW w:w="1334" w:type="dxa"/>
+            <w:shd w:val="clear" w:color="auto" w:fill="A8D08D" w:themeFill="accent6" w:themeFillTint="99"/>
+            <w:vAlign w:val="center"/>
+          </w:tcPr>
+          <w:p>
+            <w:pPr>
+              <w:spacing w:after="120" w:line="360" w:lineRule="auto"/>
+              <w:jc w:val="center"/>
+              <w:rPr>
+                <w:rFonts w:ascii="Times New Roman" w:hAnsi="Times New Roman" w:cs="Times New Roman"/>
+                <w:b/>
+                <w:bCs/>
+                <w:sz w:val="32"/>
+                <w:szCs w:val="32"/>
+              </w:rPr>
+            </w:pPr>
+          </w:p>
+        </w:tc>
+        <w:tc>
+          <w:tcPr>
+            <w:tcW w:w="1334" w:type="dxa"/>
+            <w:shd w:val="clear" w:color="auto" w:fill="A8D08D" w:themeFill="accent6" w:themeFillTint="99"/>
+            <w:vAlign w:val="center"/>
+          </w:tcPr>
+          <w:p>
+            <w:pPr>
+              <w:spacing w:after="120" w:line="360" w:lineRule="auto"/>
+              <w:jc w:val="center"/>
+              <w:rPr>
+                <w:rFonts w:ascii="Times New Roman" w:hAnsi="Times New Roman" w:cs="Times New Roman"/>
+                <w:b/>
+                <w:bCs/>
+                <w:sz w:val="32"/>
+                <w:szCs w:val="32"/>
+              </w:rPr>
+            </w:pPr>
+          </w:p>
+        </w:tc>
+        <w:tc>
+          <w:tcPr>
+            <w:tcW w:w="1334" w:type="dxa"/>
+            <w:vAlign w:val="center"/>
+          </w:tcPr>
+          <w:p>
+            <w:pPr>
+              <w:spacing w:after="120" w:line="360" w:lineRule="auto"/>
+              <w:jc w:val="center"/>
+              <w:rPr>
+                <w:rFonts w:ascii="Times New Roman" w:hAnsi="Times New Roman" w:cs="Times New Roman"/>
+                <w:b/>
+                <w:bCs/>
+                <w:sz w:val="32"/>
+                <w:szCs w:val="32"/>
+              </w:rPr>
+            </w:pPr>
+          </w:p>
+        </w:tc>
+        <w:tc>
+          <w:tcPr>
+            <w:tcW w:w="1334" w:type="dxa"/>
+            <w:vAlign w:val="center"/>
+          </w:tcPr>
+          <w:p>
+            <w:pPr>
+              <w:spacing w:after="120" w:line="360" w:lineRule="auto"/>
+              <w:jc w:val="center"/>
+              <w:rPr>
+                <w:rFonts w:ascii="Times New Roman" w:hAnsi="Times New Roman" w:cs="Times New Roman"/>
+                <w:b/>
+                <w:bCs/>
+                <w:sz w:val="32"/>
+                <w:szCs w:val="32"/>
+              </w:rPr>
+            </w:pPr>
           </w:p>
         </w:tc>
       </w:tr>
       <w:tr>
         <w:trPr>
-          <w:trHeight w:val="900"/>
+          <w:trHeight w:val="243"/>
         </w:trPr>
         <w:tc>
           <w:tcPr>
-            <w:tcW w:w="3491" w:type="dxa"/>
+            <w:tcW w:w="2312" w:type="dxa"/>
+            <w:vAlign w:val="center"/>
           </w:tcPr>
           <w:p>
             <w:pPr>
               <w:spacing w:after="120" w:line="360" w:lineRule="auto"/>
-              <w:jc w:val="both"/>
-              <w:rPr>
-                <w:rFonts w:ascii="Times New Roman" w:hAnsi="Times New Roman" w:cs="Times New Roman"/>
-                <w:b/>
-                <w:bCs/>
-                <w:sz w:val="28"/>
-                <w:szCs w:val="28"/>
+              <w:jc w:val="center"/>
+              <w:rPr>
+                <w:rFonts w:ascii="Times New Roman" w:hAnsi="Times New Roman" w:cs="Times New Roman"/>
+                <w:b/>
+                <w:bCs/>
+                <w:sz w:val="32"/>
+                <w:szCs w:val="32"/>
               </w:rPr>
             </w:pPr>
             <w:r>
@@ -1939,161 +2006,140 @@
         </w:tc>
         <w:tc>
           <w:tcPr>
-            <w:tcW w:w="3469" w:type="dxa"/>
+            <w:tcW w:w="1334" w:type="dxa"/>
+            <w:vAlign w:val="center"/>
           </w:tcPr>
           <w:p>
             <w:pPr>
               <w:spacing w:after="120" w:line="360" w:lineRule="auto"/>
-              <w:jc w:val="both"/>
-              <w:rPr>
-                <w:rFonts w:ascii="Times New Roman" w:hAnsi="Times New Roman" w:cs="Times New Roman"/>
-                <w:b/>
-                <w:bCs/>
-                <w:sz w:val="24"/>
-                <w:szCs w:val="24"/>
+              <w:jc w:val="center"/>
+              <w:rPr>
+                <w:rFonts w:ascii="Times New Roman" w:hAnsi="Times New Roman" w:cs="Times New Roman"/>
+                <w:b/>
+                <w:bCs/>
+                <w:sz w:val="32"/>
+                <w:szCs w:val="32"/>
               </w:rPr>
             </w:pPr>
-            <w:r>
-              <w:rPr>
-                <w:rFonts w:ascii="Times New Roman" w:hAnsi="Times New Roman" w:cs="Times New Roman"/>
-                <w:sz w:val="24"/>
-                <w:szCs w:val="24"/>
-              </w:rPr>
-              <w:t>4 days</w:t>
-            </w:r>
           </w:p>
         </w:tc>
         <w:tc>
           <w:tcPr>
-            <w:tcW w:w="3496" w:type="dxa"/>
+            <w:tcW w:w="1334" w:type="dxa"/>
+            <w:vAlign w:val="center"/>
           </w:tcPr>
           <w:p>
             <w:pPr>
               <w:spacing w:after="120" w:line="360" w:lineRule="auto"/>
-              <w:jc w:val="both"/>
-              <w:rPr>
-                <w:rFonts w:ascii="Times New Roman" w:hAnsi="Times New Roman" w:cs="Times New Roman"/>
-                <w:b/>
-                <w:bCs/>
-                <w:sz w:val="24"/>
-                <w:szCs w:val="24"/>
+              <w:jc w:val="center"/>
+              <w:rPr>
+                <w:rFonts w:ascii="Times New Roman" w:hAnsi="Times New Roman" w:cs="Times New Roman"/>
+                <w:b/>
+                <w:bCs/>
+                <w:sz w:val="32"/>
+                <w:szCs w:val="32"/>
               </w:rPr>
             </w:pPr>
-            <w:r>
-              <w:rPr>
-                <w:rFonts w:ascii="Times New Roman" w:hAnsi="Times New Roman" w:cs="Times New Roman"/>
-                <w:sz w:val="24"/>
-                <w:szCs w:val="24"/>
-              </w:rPr>
-              <w:t>Payment, notifications, calendar</w:t>
-            </w:r>
+          </w:p>
+        </w:tc>
+        <w:tc>
+          <w:tcPr>
+            <w:tcW w:w="1334" w:type="dxa"/>
+            <w:vAlign w:val="center"/>
+          </w:tcPr>
+          <w:p>
+            <w:pPr>
+              <w:spacing w:after="120" w:line="360" w:lineRule="auto"/>
+              <w:jc w:val="center"/>
+              <w:rPr>
+                <w:rFonts w:ascii="Times New Roman" w:hAnsi="Times New Roman" w:cs="Times New Roman"/>
+                <w:b/>
+                <w:bCs/>
+                <w:sz w:val="32"/>
+                <w:szCs w:val="32"/>
+              </w:rPr>
+            </w:pPr>
+          </w:p>
+        </w:tc>
+        <w:tc>
+          <w:tcPr>
+            <w:tcW w:w="1334" w:type="dxa"/>
+            <w:shd w:val="clear" w:color="auto" w:fill="538135" w:themeFill="accent6" w:themeFillShade="BF"/>
+            <w:vAlign w:val="center"/>
+          </w:tcPr>
+          <w:p>
+            <w:pPr>
+              <w:spacing w:after="120" w:line="360" w:lineRule="auto"/>
+              <w:jc w:val="center"/>
+              <w:rPr>
+                <w:rFonts w:ascii="Times New Roman" w:hAnsi="Times New Roman" w:cs="Times New Roman"/>
+                <w:b/>
+                <w:bCs/>
+                <w:sz w:val="32"/>
+                <w:szCs w:val="32"/>
+              </w:rPr>
+            </w:pPr>
+          </w:p>
+        </w:tc>
+        <w:tc>
+          <w:tcPr>
+            <w:tcW w:w="1334" w:type="dxa"/>
+            <w:shd w:val="clear" w:color="auto" w:fill="538135" w:themeFill="accent6" w:themeFillShade="BF"/>
+            <w:vAlign w:val="center"/>
+          </w:tcPr>
+          <w:p>
+            <w:pPr>
+              <w:spacing w:after="120" w:line="360" w:lineRule="auto"/>
+              <w:jc w:val="center"/>
+              <w:rPr>
+                <w:rFonts w:ascii="Times New Roman" w:hAnsi="Times New Roman" w:cs="Times New Roman"/>
+                <w:b/>
+                <w:bCs/>
+                <w:sz w:val="32"/>
+                <w:szCs w:val="32"/>
+              </w:rPr>
+            </w:pPr>
+          </w:p>
+        </w:tc>
+        <w:tc>
+          <w:tcPr>
+            <w:tcW w:w="1334" w:type="dxa"/>
+            <w:vAlign w:val="center"/>
+          </w:tcPr>
+          <w:p>
+            <w:pPr>
+              <w:spacing w:after="120" w:line="360" w:lineRule="auto"/>
+              <w:jc w:val="center"/>
+              <w:rPr>
+                <w:rFonts w:ascii="Times New Roman" w:hAnsi="Times New Roman" w:cs="Times New Roman"/>
+                <w:b/>
+                <w:bCs/>
+                <w:sz w:val="32"/>
+                <w:szCs w:val="32"/>
+              </w:rPr>
+            </w:pPr>
           </w:p>
         </w:tc>
       </w:tr>
       <w:tr>
         <w:trPr>
-          <w:trHeight w:val="883"/>
+          <w:trHeight w:val="237"/>
         </w:trPr>
         <w:tc>
           <w:tcPr>
-            <w:tcW w:w="3491" w:type="dxa"/>
-          </w:tcPr>
-          <w:p>
-            <w:pPr>
-              <w:spacing w:after="120" w:line="360" w:lineRule="auto"/>
-              <w:jc w:val="both"/>
-              <w:rPr>
-                <w:rFonts w:ascii="Times New Roman" w:hAnsi="Times New Roman" w:cs="Times New Roman"/>
-                <w:b/>
-                <w:bCs/>
-                <w:sz w:val="28"/>
-                <w:szCs w:val="28"/>
-              </w:rPr>
-            </w:pPr>
-            <w:r>
-              <w:rPr>
-                <w:rFonts w:ascii="Times New Roman" w:hAnsi="Times New Roman" w:cs="Times New Roman"/>
-                <w:b/>
-                <w:bCs/>
-                <w:sz w:val="28"/>
-                <w:szCs w:val="28"/>
-              </w:rPr>
-              <w:t>Testing</w:t>
-            </w:r>
-          </w:p>
-        </w:tc>
-        <w:tc>
-          <w:tcPr>
-            <w:tcW w:w="3469" w:type="dxa"/>
+            <w:tcW w:w="2312" w:type="dxa"/>
             <w:vAlign w:val="center"/>
           </w:tcPr>
           <w:p>
             <w:pPr>
               <w:spacing w:after="120" w:line="360" w:lineRule="auto"/>
-              <w:jc w:val="both"/>
-              <w:rPr>
-                <w:rFonts w:ascii="Times New Roman" w:hAnsi="Times New Roman" w:cs="Times New Roman"/>
-                <w:b/>
-                <w:bCs/>
-                <w:sz w:val="24"/>
-                <w:szCs w:val="24"/>
-              </w:rPr>
-            </w:pPr>
-            <w:r>
-              <w:rPr>
-                <w:rFonts w:ascii="Times New Roman" w:hAnsi="Times New Roman" w:cs="Times New Roman"/>
-                <w:sz w:val="24"/>
-                <w:szCs w:val="24"/>
-              </w:rPr>
-              <w:t>5 days</w:t>
-            </w:r>
-          </w:p>
-        </w:tc>
-        <w:tc>
-          <w:tcPr>
-            <w:tcW w:w="3496" w:type="dxa"/>
-          </w:tcPr>
-          <w:p>
-            <w:pPr>
-              <w:spacing w:after="120" w:line="360" w:lineRule="auto"/>
-              <w:jc w:val="both"/>
-              <w:rPr>
-                <w:rFonts w:ascii="Times New Roman" w:hAnsi="Times New Roman" w:cs="Times New Roman"/>
-                <w:b/>
-                <w:bCs/>
-                <w:sz w:val="24"/>
-                <w:szCs w:val="24"/>
-              </w:rPr>
-            </w:pPr>
-            <w:r>
-              <w:rPr>
-                <w:rFonts w:ascii="Times New Roman" w:hAnsi="Times New Roman" w:cs="Times New Roman"/>
-                <w:sz w:val="24"/>
-                <w:szCs w:val="24"/>
-              </w:rPr>
-              <w:t>Unit, integration, user testing</w:t>
-            </w:r>
-          </w:p>
-        </w:tc>
-      </w:tr>
-      <w:tr>
-        <w:trPr>
-          <w:trHeight w:val="450"/>
-        </w:trPr>
-        <w:tc>
-          <w:tcPr>
-            <w:tcW w:w="3491" w:type="dxa"/>
-          </w:tcPr>
-          <w:p>
-            <w:pPr>
-              <w:spacing w:after="120" w:line="360" w:lineRule="auto"/>
-              <w:jc w:val="both"/>
-              <w:rPr>
-                <w:rFonts w:ascii="Times New Roman" w:hAnsi="Times New Roman" w:cs="Times New Roman"/>
-                <w:b/>
-                <w:bCs/>
-                <w:sz w:val="28"/>
-                <w:szCs w:val="28"/>
+              <w:jc w:val="center"/>
+              <w:rPr>
+                <w:rFonts w:ascii="Times New Roman" w:hAnsi="Times New Roman" w:cs="Times New Roman"/>
+                <w:b/>
+                <w:bCs/>
+                <w:sz w:val="32"/>
+                <w:szCs w:val="32"/>
               </w:rPr>
             </w:pPr>
             <w:r>
@@ -2110,52 +2156,117 @@
         </w:tc>
         <w:tc>
           <w:tcPr>
-            <w:tcW w:w="3469" w:type="dxa"/>
+            <w:tcW w:w="1334" w:type="dxa"/>
+            <w:vAlign w:val="center"/>
           </w:tcPr>
           <w:p>
             <w:pPr>
               <w:spacing w:after="120" w:line="360" w:lineRule="auto"/>
-              <w:jc w:val="both"/>
-              <w:rPr>
-                <w:rFonts w:ascii="Times New Roman" w:hAnsi="Times New Roman" w:cs="Times New Roman"/>
-                <w:sz w:val="24"/>
-                <w:szCs w:val="24"/>
+              <w:jc w:val="center"/>
+              <w:rPr>
+                <w:rFonts w:ascii="Times New Roman" w:hAnsi="Times New Roman" w:cs="Times New Roman"/>
+                <w:b/>
+                <w:bCs/>
+                <w:sz w:val="32"/>
+                <w:szCs w:val="32"/>
               </w:rPr>
             </w:pPr>
-            <w:r>
-              <w:rPr>
-                <w:rFonts w:ascii="Times New Roman" w:hAnsi="Times New Roman" w:cs="Times New Roman"/>
-                <w:sz w:val="24"/>
-                <w:szCs w:val="24"/>
-              </w:rPr>
-              <w:t>3 days</w:t>
-            </w:r>
           </w:p>
         </w:tc>
         <w:tc>
           <w:tcPr>
-            <w:tcW w:w="3496" w:type="dxa"/>
+            <w:tcW w:w="1334" w:type="dxa"/>
+            <w:vAlign w:val="center"/>
           </w:tcPr>
           <w:p>
             <w:pPr>
               <w:spacing w:after="120" w:line="360" w:lineRule="auto"/>
-              <w:jc w:val="both"/>
-              <w:rPr>
-                <w:rFonts w:ascii="Times New Roman" w:hAnsi="Times New Roman" w:cs="Times New Roman"/>
-                <w:b/>
-                <w:bCs/>
-                <w:sz w:val="24"/>
-                <w:szCs w:val="24"/>
+              <w:jc w:val="center"/>
+              <w:rPr>
+                <w:rFonts w:ascii="Times New Roman" w:hAnsi="Times New Roman" w:cs="Times New Roman"/>
+                <w:b/>
+                <w:bCs/>
+                <w:sz w:val="32"/>
+                <w:szCs w:val="32"/>
               </w:rPr>
             </w:pPr>
-            <w:r>
-              <w:rPr>
-                <w:rFonts w:ascii="Times New Roman" w:hAnsi="Times New Roman" w:cs="Times New Roman"/>
-                <w:sz w:val="24"/>
-                <w:szCs w:val="24"/>
-              </w:rPr>
-              <w:t>Hosting, documentation</w:t>
-            </w:r>
+          </w:p>
+        </w:tc>
+        <w:tc>
+          <w:tcPr>
+            <w:tcW w:w="1334" w:type="dxa"/>
+            <w:vAlign w:val="center"/>
+          </w:tcPr>
+          <w:p>
+            <w:pPr>
+              <w:spacing w:after="120" w:line="360" w:lineRule="auto"/>
+              <w:jc w:val="center"/>
+              <w:rPr>
+                <w:rFonts w:ascii="Times New Roman" w:hAnsi="Times New Roman" w:cs="Times New Roman"/>
+                <w:b/>
+                <w:bCs/>
+                <w:sz w:val="32"/>
+                <w:szCs w:val="32"/>
+              </w:rPr>
+            </w:pPr>
+          </w:p>
+        </w:tc>
+        <w:tc>
+          <w:tcPr>
+            <w:tcW w:w="1334" w:type="dxa"/>
+            <w:vAlign w:val="center"/>
+          </w:tcPr>
+          <w:p>
+            <w:pPr>
+              <w:spacing w:after="120" w:line="360" w:lineRule="auto"/>
+              <w:jc w:val="center"/>
+              <w:rPr>
+                <w:rFonts w:ascii="Times New Roman" w:hAnsi="Times New Roman" w:cs="Times New Roman"/>
+                <w:b/>
+                <w:bCs/>
+                <w:sz w:val="32"/>
+                <w:szCs w:val="32"/>
+              </w:rPr>
+            </w:pPr>
+          </w:p>
+        </w:tc>
+        <w:tc>
+          <w:tcPr>
+            <w:tcW w:w="1334" w:type="dxa"/>
+            <w:vAlign w:val="center"/>
+          </w:tcPr>
+          <w:p>
+            <w:pPr>
+              <w:spacing w:after="120" w:line="360" w:lineRule="auto"/>
+              <w:jc w:val="center"/>
+              <w:rPr>
+                <w:rFonts w:ascii="Times New Roman" w:hAnsi="Times New Roman" w:cs="Times New Roman"/>
+                <w:b/>
+                <w:bCs/>
+                <w:sz w:val="32"/>
+                <w:szCs w:val="32"/>
+              </w:rPr>
+            </w:pPr>
+          </w:p>
+        </w:tc>
+        <w:tc>
+          <w:tcPr>
+            <w:tcW w:w="1334" w:type="dxa"/>
+            <w:shd w:val="clear" w:color="auto" w:fill="385623" w:themeFill="accent6" w:themeFillShade="80"/>
+            <w:vAlign w:val="center"/>
+          </w:tcPr>
+          <w:p>
+            <w:pPr>
+              <w:spacing w:after="120" w:line="360" w:lineRule="auto"/>
+              <w:jc w:val="center"/>
+              <w:rPr>
+                <w:rFonts w:ascii="Times New Roman" w:hAnsi="Times New Roman" w:cs="Times New Roman"/>
+                <w:b/>
+                <w:bCs/>
+                <w:sz w:val="32"/>
+                <w:szCs w:val="32"/>
+              </w:rPr>
+            </w:pPr>
           </w:p>
         </w:tc>
       </w:tr>
@@ -2168,8 +2279,8 @@
           <w:rFonts w:ascii="Times New Roman" w:hAnsi="Times New Roman" w:cs="Times New Roman"/>
           <w:b/>
           <w:bCs/>
-          <w:sz w:val="28"/>
-          <w:szCs w:val="28"/>
+          <w:sz w:val="32"/>
+          <w:szCs w:val="32"/>
         </w:rPr>
       </w:pPr>
     </w:p>
@@ -2185,7 +2296,11 @@
           <w:szCs w:val="32"/>
         </w:rPr>
       </w:pPr>
-      <w:r>
+    </w:p>
+    <w:p>
+      <w:pPr>
+        <w:spacing w:after="120" w:line="360" w:lineRule="auto"/>
+        <w:jc w:val="both"/>
         <w:rPr>
           <w:rFonts w:ascii="Times New Roman" w:hAnsi="Times New Roman" w:cs="Times New Roman"/>
           <w:b/>
@@ -2193,6 +2308,29 @@
           <w:sz w:val="32"/>
           <w:szCs w:val="32"/>
         </w:rPr>
+      </w:pPr>
+    </w:p>
+    <w:p>
+      <w:pPr>
+        <w:spacing w:after="120" w:line="360" w:lineRule="auto"/>
+        <w:jc w:val="both"/>
+        <w:rPr>
+          <w:rFonts w:ascii="Times New Roman" w:hAnsi="Times New Roman" w:cs="Times New Roman"/>
+          <w:b/>
+          <w:bCs/>
+          <w:sz w:val="32"/>
+          <w:szCs w:val="32"/>
+        </w:rPr>
+      </w:pPr>
+      <w:r>
+        <w:rPr>
+          <w:rFonts w:ascii="Times New Roman" w:hAnsi="Times New Roman" w:cs="Times New Roman"/>
+          <w:b/>
+          <w:bCs/>
+          <w:sz w:val="32"/>
+          <w:szCs w:val="32"/>
+        </w:rPr>
+        <w:lastRenderedPageBreak/>
         <w:t>Conclusion</w:t>
       </w:r>
     </w:p>
@@ -2228,16 +2366,7 @@
           <w:sz w:val="24"/>
           <w:szCs w:val="24"/>
         </w:rPr>
-        <w:t xml:space="preserve"> shielded, safety built into the core of each exchange. Back and forth it goes, feedback building </w:t>
-      </w:r>
-      <w:r>
-        <w:rPr>
-          <w:rFonts w:ascii="Times New Roman" w:hAnsi="Times New Roman" w:cs="Times New Roman"/>
-          <w:sz w:val="24"/>
-          <w:szCs w:val="24"/>
-        </w:rPr>
-        <w:lastRenderedPageBreak/>
-        <w:t>how folks are seen, little by little. If things go sideways, there’s a path to sort it out - no shouting needed. Unlike loose, off-the-radar renting setups, this one holds itself together with structure and care</w:t>
+        <w:t xml:space="preserve"> shielded, safety built into the core of each exchange. Back and forth it goes, feedback building how folks are seen, little by little. If things go sideways, there’s a path to sort it out - no shouting needed. Unlike loose, off-the-radar renting setups, this one holds itself together with structure and care</w:t>
       </w:r>
       <w:r>
         <w:rPr>
@@ -2312,7 +2441,7 @@
         </w:rPr>
         <w:t xml:space="preserve">[1] </w:t>
       </w:r>
-      <w:hyperlink r:id="rId8" w:history="1">
+      <w:hyperlink r:id="rId9" w:history="1">
         <w:r>
           <w:rPr>
             <w:rStyle w:val="Hyperlink"/>
@@ -2342,7 +2471,7 @@
         </w:rPr>
         <w:t xml:space="preserve">[2] </w:t>
       </w:r>
-      <w:hyperlink r:id="rId9" w:history="1">
+      <w:hyperlink r:id="rId10" w:history="1">
         <w:r>
           <w:rPr>
             <w:rStyle w:val="Hyperlink"/>
@@ -2408,8 +2537,8 @@
       </w:r>
     </w:p>
     <w:sectPr>
-      <w:headerReference w:type="default" r:id="rId10"/>
-      <w:footerReference w:type="default" r:id="rId11"/>
+      <w:headerReference w:type="default" r:id="rId11"/>
+      <w:footerReference w:type="default" r:id="rId12"/>
       <w:pgSz w:w="11906" w:h="16838" w:code="9"/>
       <w:pgMar w:top="567" w:right="567" w:bottom="567" w:left="851" w:header="709" w:footer="709" w:gutter="0"/>
       <w:pgBorders w:offsetFrom="page">
@@ -2705,7 +2834,7 @@
   <w:abstractNum w:abstractNumId="1" w15:restartNumberingAfterBreak="0">
     <w:nsid w:val="119F4434"/>
     <w:multiLevelType w:val="hybridMultilevel"/>
-    <w:tmpl w:val="D1204FAE"/>
+    <w:tmpl w:val="5A887BC4"/>
     <w:lvl w:ilvl="0" w:tplc="40090001">
       <w:start w:val="1"/>
       <w:numFmt w:val="bullet"/>
@@ -4774,4 +4903,16 @@
     </a:ext>
   </a:extLst>
 </a:theme>
+</file>
+
+<file path=customXml/item1.xml><?xml version="1.0" encoding="utf-8"?>
+<b:Sources xmlns:b="http://schemas.openxmlformats.org/officeDocument/2006/bibliography" xmlns="http://schemas.openxmlformats.org/officeDocument/2006/bibliography" SelectedStyle="\APASixthEditionOfficeOnline.xsl" StyleName="APA" Version="6"/>
+</file>
+
+<file path=customXml/itemProps1.xml><?xml version="1.0" encoding="utf-8"?>
+<ds:datastoreItem xmlns:ds="http://schemas.openxmlformats.org/officeDocument/2006/customXml" ds:itemID="{8891CBB2-264C-43B6-BD9E-68E097D82C4D}">
+  <ds:schemaRefs>
+    <ds:schemaRef ds:uri="http://schemas.openxmlformats.org/officeDocument/2006/bibliography"/>
+  </ds:schemaRefs>
+</ds:datastoreItem>
 </file>